--- a/courseware/Lesson Plan - Agentic AI Automation with n8n.docx
+++ b/courseware/Lesson Plan - Agentic AI Automation with n8n.docx
@@ -2,42 +2,139 @@
 <file path=word/document.xml><?xml version="1.0" encoding="utf-8"?>
 <w:document xmlns:wpc="http://schemas.microsoft.com/office/word/2010/wordprocessingCanvas" xmlns:mo="http://schemas.microsoft.com/office/mac/office/2008/main" xmlns:mc="http://schemas.openxmlformats.org/markup-compatibility/2006" xmlns:mv="urn:schemas-microsoft-com:mac:vml" xmlns:o="urn:schemas-microsoft-com:office:office" xmlns:r="http://schemas.openxmlformats.org/officeDocument/2006/relationships" xmlns:m="http://schemas.openxmlformats.org/officeDocument/2006/math" xmlns:v="urn:schemas-microsoft-com:vml" xmlns:wp14="http://schemas.microsoft.com/office/word/2010/wordprocessingDrawing" xmlns:wp="http://schemas.openxmlformats.org/drawingml/2006/wordprocessingDrawing" xmlns:w10="urn:schemas-microsoft-com:office:word" xmlns:w="http://schemas.openxmlformats.org/wordprocessingml/2006/main" xmlns:w14="http://schemas.microsoft.com/office/word/2010/wordml" xmlns:wpg="http://schemas.microsoft.com/office/word/2010/wordprocessingGroup" xmlns:wpi="http://schemas.microsoft.com/office/word/2010/wordprocessingInk" xmlns:wne="http://schemas.microsoft.com/office/word/2006/wordml" xmlns:wps="http://schemas.microsoft.com/office/word/2010/wordprocessingShape" mc:Ignorable="w14 wp14">
   <w:body>
+    <w:p/>
+    <w:p/>
+    <w:p/>
+    <w:p/>
+    <w:p/>
     <w:p>
       <w:pPr>
+        <w:spacing w:before="0" w:after="40"/>
+        <w:jc w:val="center"/>
+      </w:pPr>
+      <w:r>
+        <w:rPr>
+          <w:b/>
+          <w:color w:val="1F6FEB"/>
+          <w:sz w:val="56"/>
+        </w:rPr>
+        <w:t>LESSON PLAN</w:t>
+      </w:r>
+    </w:p>
+    <w:p>
+      <w:pPr>
+        <w:spacing w:before="120" w:after="120"/>
+        <w:jc w:val="center"/>
+      </w:pPr>
+      <w:r>
+        <w:rPr>
+          <w:b w:val="0"/>
+          <w:color w:val="555B66"/>
+          <w:sz w:val="24"/>
+        </w:rPr>
+        <w:t>For</w:t>
+      </w:r>
+    </w:p>
+    <w:p>
+      <w:pPr>
+        <w:spacing w:before="0" w:after="40"/>
         <w:jc w:val="center"/>
       </w:pPr>
       <w:r>
         <w:rPr>
           <w:b/>
           <w:color w:val="111827"/>
-          <w:sz w:val="52"/>
+          <w:sz w:val="36"/>
         </w:rPr>
-        <w:t>Lesson Plan</w:t>
+        <w:t>Agentic AI Automation with n8n</w:t>
       </w:r>
     </w:p>
     <w:p>
       <w:pPr>
+        <w:spacing w:before="120" w:after="240"/>
+        <w:jc w:val="center"/>
+      </w:pPr>
+      <w:r>
+        <w:rPr>
+          <w:b w:val="0"/>
+          <w:color w:val="111827"/>
+          <w:sz w:val="24"/>
+        </w:rPr>
+        <w:t>TGS Ref No: TGS-2023035977</w:t>
+      </w:r>
+    </w:p>
+    <w:p>
+      <w:pPr>
+        <w:spacing w:before="0" w:after="40"/>
+        <w:jc w:val="center"/>
+      </w:pPr>
+      <w:r>
+        <w:rPr>
+          <w:b w:val="0"/>
+          <w:color w:val="555B66"/>
+          <w:sz w:val="22"/>
+        </w:rPr>
+        <w:t>Conducted by</w:t>
+      </w:r>
+    </w:p>
+    <w:p>
+      <w:pPr>
+        <w:spacing w:before="0" w:after="40"/>
+        <w:jc w:val="center"/>
+      </w:pPr>
+      <w:r>
+        <w:rPr>
+          <w:b/>
+          <w:color w:val="111827"/>
+          <w:sz w:val="26"/>
+        </w:rPr>
+        <w:t>TERTIARY INFOTECH ACADEMY PTE. LTD.</w:t>
+      </w:r>
+    </w:p>
+    <w:p>
+      <w:pPr>
+        <w:spacing w:before="0" w:after="240"/>
+        <w:jc w:val="center"/>
+      </w:pPr>
+      <w:r>
+        <w:rPr>
+          <w:b w:val="0"/>
+          <w:color w:val="555B66"/>
+          <w:sz w:val="22"/>
+        </w:rPr>
+        <w:t>UEN: 201200696W</w:t>
+      </w:r>
+    </w:p>
+    <w:p>
+      <w:pPr>
+        <w:spacing w:before="0" w:after="80"/>
         <w:jc w:val="center"/>
       </w:pPr>
       <w:r>
         <w:rPr>
           <w:b/>
           <w:color w:val="1F6FEB"/>
-          <w:sz w:val="32"/>
+          <w:sz w:val="24"/>
         </w:rPr>
-        <w:t>Agentic AI Automation with n8n</w:t>
+        <w:t>Version 1.0</w:t>
+      </w:r>
+    </w:p>
+    <w:p>
+      <w:r>
+        <w:br w:type="page"/>
       </w:r>
     </w:p>
     <w:p>
       <w:pPr>
-        <w:jc w:val="center"/>
+        <w:spacing w:after="120"/>
       </w:pPr>
       <w:r>
         <w:rPr>
-          <w:color w:val="555B66"/>
-          <w:sz w:val="22"/>
+          <w:b/>
+          <w:color w:val="111827"/>
+          <w:sz w:val="24"/>
         </w:rPr>
-        <w:t>WSQ Course Code: TGS-2023035977</w:t>
+        <w:t>DOCUMENT VERSION CONTROL RECORD</w:t>
       </w:r>
     </w:p>
     <w:tbl>
@@ -48,8 +145,182 @@
         <w:tblLook w:firstColumn="1" w:firstRow="1" w:lastColumn="0" w:lastRow="0" w:noHBand="0" w:noVBand="1" w:val="04A0"/>
       </w:tblPr>
       <w:tblGrid>
-        <w:gridCol w:w="2736"/>
-        <w:gridCol w:w="6624"/>
+        <w:gridCol w:w="2160"/>
+        <w:gridCol w:w="2160"/>
+        <w:gridCol w:w="2160"/>
+        <w:gridCol w:w="2160"/>
+      </w:tblGrid>
+      <w:tr>
+        <w:tc>
+          <w:tcPr>
+            <w:tcW w:type="dxa" w:w="2160"/>
+            <w:shd w:val="clear" w:color="auto" w:fill="1F6FEB"/>
+          </w:tcPr>
+          <w:p>
+            <w:r/>
+            <w:r>
+              <w:rPr>
+                <w:b/>
+                <w:color w:val="FFFFFF"/>
+                <w:sz w:val="19"/>
+              </w:rPr>
+              <w:t>Version Number</w:t>
+            </w:r>
+          </w:p>
+        </w:tc>
+        <w:tc>
+          <w:tcPr>
+            <w:tcW w:type="dxa" w:w="2160"/>
+            <w:shd w:val="clear" w:color="auto" w:fill="1F6FEB"/>
+          </w:tcPr>
+          <w:p>
+            <w:r/>
+            <w:r>
+              <w:rPr>
+                <w:b/>
+                <w:color w:val="FFFFFF"/>
+                <w:sz w:val="19"/>
+              </w:rPr>
+              <w:t>Effective Date of Release</w:t>
+            </w:r>
+          </w:p>
+        </w:tc>
+        <w:tc>
+          <w:tcPr>
+            <w:tcW w:type="dxa" w:w="2160"/>
+            <w:shd w:val="clear" w:color="auto" w:fill="1F6FEB"/>
+          </w:tcPr>
+          <w:p>
+            <w:r/>
+            <w:r>
+              <w:rPr>
+                <w:b/>
+                <w:color w:val="FFFFFF"/>
+                <w:sz w:val="19"/>
+              </w:rPr>
+              <w:t>Summary of Included Changes</w:t>
+            </w:r>
+          </w:p>
+        </w:tc>
+        <w:tc>
+          <w:tcPr>
+            <w:tcW w:type="dxa" w:w="2160"/>
+            <w:shd w:val="clear" w:color="auto" w:fill="1F6FEB"/>
+          </w:tcPr>
+          <w:p>
+            <w:r/>
+            <w:r>
+              <w:rPr>
+                <w:b/>
+                <w:color w:val="FFFFFF"/>
+                <w:sz w:val="19"/>
+              </w:rPr>
+              <w:t>Author</w:t>
+            </w:r>
+          </w:p>
+        </w:tc>
+      </w:tr>
+      <w:tr>
+        <w:tc>
+          <w:tcPr>
+            <w:tcW w:type="dxa" w:w="2160"/>
+          </w:tcPr>
+          <w:p>
+            <w:r/>
+            <w:r>
+              <w:rPr>
+                <w:sz w:val="19"/>
+              </w:rPr>
+              <w:t>1.0</w:t>
+            </w:r>
+          </w:p>
+        </w:tc>
+        <w:tc>
+          <w:tcPr>
+            <w:tcW w:type="dxa" w:w="2160"/>
+          </w:tcPr>
+          <w:p>
+            <w:r/>
+            <w:r>
+              <w:rPr>
+                <w:sz w:val="19"/>
+              </w:rPr>
+              <w:t>24 June 2026</w:t>
+            </w:r>
+          </w:p>
+        </w:tc>
+        <w:tc>
+          <w:tcPr>
+            <w:tcW w:type="dxa" w:w="2160"/>
+          </w:tcPr>
+          <w:p>
+            <w:r/>
+            <w:r>
+              <w:rPr>
+                <w:sz w:val="19"/>
+              </w:rPr>
+              <w:t>First version — 3-day lesson plan aligned to the agentic n8n course flow</w:t>
+            </w:r>
+          </w:p>
+        </w:tc>
+        <w:tc>
+          <w:tcPr>
+            <w:tcW w:type="dxa" w:w="2160"/>
+          </w:tcPr>
+          <w:p>
+            <w:r/>
+            <w:r>
+              <w:rPr>
+                <w:sz w:val="19"/>
+              </w:rPr>
+              <w:t>Tertiary Infotech Academy Pte Ltd</w:t>
+            </w:r>
+          </w:p>
+        </w:tc>
+      </w:tr>
+    </w:tbl>
+    <w:p>
+      <w:r>
+        <w:br w:type="page"/>
+      </w:r>
+    </w:p>
+    <w:p>
+      <w:pPr>
+        <w:spacing w:after="120"/>
+      </w:pPr>
+      <w:r>
+        <w:rPr>
+          <w:b/>
+          <w:color w:val="111827"/>
+          <w:sz w:val="24"/>
+        </w:rPr>
+        <w:t>TABLE OF CONTENTS</w:t>
+      </w:r>
+    </w:p>
+    <w:p>
+      <w:r>
+        <w:fldChar w:fldCharType="begin"/>
+        <w:instrText xml:space="preserve">TOC \o "1-2" \h \z \u</w:instrText>
+        <w:fldChar w:fldCharType="separate"/>
+        <w:t>Right-click and choose “Update Field”, or press F9, to build the table of contents.</w:t>
+        <w:fldChar w:fldCharType="end"/>
+      </w:r>
+    </w:p>
+    <w:p>
+      <w:r>
+        <w:br w:type="page"/>
+      </w:r>
+    </w:p>
+    <w:tbl>
+      <w:tblPr>
+        <w:tblStyle w:val="TableGrid"/>
+        <w:tblW w:type="auto" w:w="0"/>
+        <w:jc w:val="center"/>
+        <w:tblLook w:firstColumn="1" w:firstRow="1" w:lastColumn="0" w:lastRow="0" w:noHBand="0" w:noVBand="1" w:val="04A0"/>
+      </w:tblPr>
+      <w:tblGrid>
+        <w:gridCol w:w="4320"/>
+        <w:gridCol w:w="4320"/>
       </w:tblGrid>
       <w:tr>
         <w:tc>
@@ -190,7 +461,7 @@
                 <w:i w:val="0"/>
                 <w:sz w:val="20"/>
               </w:rPr>
-              <w:t>9:30 AM – 6:30 PM (8 instructional hours + 1-hour lunch)</w:t>
+              <w:t>9:30 AM – 6:30 PM (8 training hours/day, excluding lunch)</w:t>
             </w:r>
           </w:p>
         </w:tc>
@@ -226,7 +497,43 @@
                 <w:i w:val="0"/>
                 <w:sz w:val="20"/>
               </w:rPr>
-              <w:t>1:00 PM – 2:00 PM</w:t>
+              <w:t>1:00 PM – 2:00 PM (1 hour)</w:t>
+            </w:r>
+          </w:p>
+        </w:tc>
+      </w:tr>
+      <w:tr>
+        <w:tc>
+          <w:tcPr>
+            <w:tcW w:type="dxa" w:w="2736"/>
+            <w:shd w:val="clear" w:color="auto" w:fill="F1F5FB"/>
+          </w:tcPr>
+          <w:p>
+            <w:r/>
+            <w:r>
+              <w:rPr>
+                <w:b/>
+                <w:i w:val="0"/>
+                <w:color w:val="111827"/>
+                <w:sz w:val="20"/>
+              </w:rPr>
+              <w:t>Breaks</w:t>
+            </w:r>
+          </w:p>
+        </w:tc>
+        <w:tc>
+          <w:tcPr>
+            <w:tcW w:type="dxa" w:w="6624"/>
+          </w:tcPr>
+          <w:p>
+            <w:r/>
+            <w:r>
+              <w:rPr>
+                <w:b w:val="0"/>
+                <w:i w:val="0"/>
+                <w:sz w:val="20"/>
+              </w:rPr>
+              <w:t>Short tea breaks are scheduled within each day's training hours</w:t>
             </w:r>
           </w:p>
         </w:tc>
@@ -262,7 +569,7 @@
                 <w:i w:val="0"/>
                 <w:sz w:val="20"/>
               </w:rPr>
-              <w:t>Instructor-led, hands-on labs</w:t>
+              <w:t>Instructor-led, hands-on labs with group work and presentations</w:t>
             </w:r>
           </w:p>
         </w:tc>
@@ -334,7 +641,7 @@
                 <w:i w:val="0"/>
                 <w:sz w:val="20"/>
               </w:rPr>
-              <w:t>n8n (Cloud or self-hosted), OpenAI / Gemini API key, Telegram, Postgres (capstone)</w:t>
+              <w:t>n8n (trial + local Docker), OpenAI &amp; Gemini API keys, Telegram, Gmail/Outlook, Google Sheets, Twelve Data &amp; NewsAPI, Claude Code</w:t>
             </w:r>
           </w:p>
         </w:tc>
@@ -342,32 +649,24 @@
     </w:tbl>
     <w:p>
       <w:pPr>
+        <w:pStyle w:val="Heading1"/>
         <w:spacing w:before="240" w:after="120"/>
       </w:pPr>
       <w:r>
-        <w:rPr>
-          <w:b/>
-          <w:color w:val="1F6FEB"/>
-          <w:sz w:val="30"/>
-        </w:rPr>
         <w:t>Course Overview</w:t>
       </w:r>
     </w:p>
     <w:p>
       <w:r>
-        <w:t>This 3-day hands-on course teaches participants how to design, build and secure agentic AI automations using n8n. Learners progress from core workflow automation concepts to AI agents, Retrieval-Augmented Generation (RAG), webhooks, API integration, and security guardrails, culminating in a mini capstone project that they present and have assessed.</w:t>
+        <w:t>This 3-day hands-on course teaches participants to design, build and secure agentic AI automations with n8n. Learners set up n8n (trial and local Docker), automate forms and email, store data in Data Tables and external spreadsheets, build Telegram-triggered AI agents, add Retrieval-Augmented Generation (RAG), integrate webhooks and external APIs, and apply human-in-the-loop guardrails — culminating in a mini capstone project that is presented and assessed.</w:t>
       </w:r>
     </w:p>
     <w:p>
       <w:pPr>
+        <w:pStyle w:val="Heading1"/>
         <w:spacing w:before="240" w:after="120"/>
       </w:pPr>
       <w:r>
-        <w:rPr>
-          <w:b/>
-          <w:color w:val="1F6FEB"/>
-          <w:sz w:val="30"/>
-        </w:rPr>
         <w:t>Learning Outcomes</w:t>
       </w:r>
     </w:p>
@@ -382,7 +681,7 @@
         <w:spacing w:after="40"/>
       </w:pPr>
       <w:r>
-        <w:t>Navigate the n8n interface and apply the core concepts of triggers, actions, nodes and flows.</w:t>
+        <w:t>Set up n8n using a cloud trial and a local Docker Compose installation, and navigate the n8n UI.</w:t>
       </w:r>
     </w:p>
     <w:p>
@@ -391,7 +690,7 @@
         <w:spacing w:after="40"/>
       </w:pPr>
       <w:r>
-        <w:t>Build automated workflows that capture form submissions, store data and send conditional email responses.</w:t>
+        <w:t>Apply the core concepts of triggers, actions, nodes and flows to build automated workflows.</w:t>
       </w:r>
     </w:p>
     <w:p>
@@ -400,7 +699,7 @@
         <w:spacing w:after="40"/>
       </w:pPr>
       <w:r>
-        <w:t>Design AI agents using LLMs, memory, tools and system instructions, triggered from messaging platforms.</w:t>
+        <w:t>Automate form submissions with QR codes, send admin emails and capture data in Data Tables and Google Sheets/Excel.</w:t>
       </w:r>
     </w:p>
     <w:p>
@@ -409,7 +708,7 @@
         <w:spacing w:after="40"/>
       </w:pPr>
       <w:r>
-        <w:t>Implement Retrieval-Augmented Generation (RAG) with tokenization, embeddings and vector stores.</w:t>
+        <w:t>Design Telegram-triggered AI agents using LLMs, memory, tools and system instructions.</w:t>
       </w:r>
     </w:p>
     <w:p>
@@ -418,7 +717,16 @@
         <w:spacing w:after="40"/>
       </w:pPr>
       <w:r>
-        <w:t>Expose workflows through webhooks and integrate external services via APIs and HTTP requests.</w:t>
+        <w:t>Implement Retrieval-Augmented Generation (RAG) and route an agent between multiple data sources.</w:t>
+      </w:r>
+    </w:p>
+    <w:p>
+      <w:pPr>
+        <w:pStyle w:val="ListBullet"/>
+        <w:spacing w:after="40"/>
+      </w:pPr>
+      <w:r>
+        <w:t>Expose workflows via webhooks and integrate external services through APIs and HTTP requests.</w:t>
       </w:r>
     </w:p>
     <w:p>
@@ -441,14 +749,10 @@
     </w:p>
     <w:p>
       <w:pPr>
+        <w:pStyle w:val="Heading1"/>
         <w:spacing w:before="320" w:after="120"/>
       </w:pPr>
       <w:r>
-        <w:rPr>
-          <w:b/>
-          <w:color w:val="111827"/>
-          <w:sz w:val="28"/>
-        </w:rPr>
         <w:t>Day 1</w:t>
       </w:r>
     </w:p>
@@ -462,7 +766,7 @@
           <w:color w:val="555B66"/>
           <w:sz w:val="20"/>
         </w:rPr>
-        <w:t>Foundations: Workflow Automation, AI Agents &amp; RAG</w:t>
+        <w:t>Workflow Automation with n8n  ·  AI Agents &amp; RAG</w:t>
       </w:r>
     </w:p>
     <w:p>
@@ -493,7 +797,7 @@
       <w:tr>
         <w:tc>
           <w:tcPr>
-            <w:tcW w:type="dxa" w:w="1800"/>
+            <w:tcW w:type="dxa" w:w="1728"/>
             <w:shd w:val="clear" w:color="auto" w:fill="1F6FEB"/>
           </w:tcPr>
           <w:p>
@@ -514,7 +818,7 @@
         </w:tc>
         <w:tc>
           <w:tcPr>
-            <w:tcW w:type="dxa" w:w="6264"/>
+            <w:tcW w:type="dxa" w:w="6408"/>
             <w:shd w:val="clear" w:color="auto" w:fill="1F6FEB"/>
           </w:tcPr>
           <w:p>
@@ -535,7 +839,7 @@
         </w:tc>
         <w:tc>
           <w:tcPr>
-            <w:tcW w:type="dxa" w:w="1296"/>
+            <w:tcW w:type="dxa" w:w="1224"/>
             <w:shd w:val="clear" w:color="auto" w:fill="1F6FEB"/>
           </w:tcPr>
           <w:p>
@@ -558,7 +862,7 @@
       <w:tr>
         <w:tc>
           <w:tcPr>
-            <w:tcW w:type="dxa" w:w="1800"/>
+            <w:tcW w:type="dxa" w:w="1728"/>
           </w:tcPr>
           <w:p>
             <w:pPr>
@@ -577,7 +881,7 @@
         </w:tc>
         <w:tc>
           <w:tcPr>
-            <w:tcW w:type="dxa" w:w="6264"/>
+            <w:tcW w:type="dxa" w:w="6408"/>
           </w:tcPr>
           <w:p>
             <w:r/>
@@ -593,7 +897,7 @@
         </w:tc>
         <w:tc>
           <w:tcPr>
-            <w:tcW w:type="dxa" w:w="1296"/>
+            <w:tcW w:type="dxa" w:w="1224"/>
           </w:tcPr>
           <w:p>
             <w:pPr>
@@ -614,7 +918,7 @@
       <w:tr>
         <w:tc>
           <w:tcPr>
-            <w:tcW w:type="dxa" w:w="1800"/>
+            <w:tcW w:type="dxa" w:w="1728"/>
             <w:shd w:val="clear" w:color="auto" w:fill="E8F0FE"/>
           </w:tcPr>
           <w:p>
@@ -634,7 +938,7 @@
         </w:tc>
         <w:tc>
           <w:tcPr>
-            <w:tcW w:type="dxa" w:w="6264"/>
+            <w:tcW w:type="dxa" w:w="6408"/>
             <w:shd w:val="clear" w:color="auto" w:fill="E8F0FE"/>
           </w:tcPr>
           <w:p>
@@ -652,7 +956,7 @@
         </w:tc>
         <w:tc>
           <w:tcPr>
-            <w:tcW w:type="dxa" w:w="1296"/>
+            <w:tcW w:type="dxa" w:w="1224"/>
             <w:shd w:val="clear" w:color="auto" w:fill="E8F0FE"/>
           </w:tcPr>
           <w:p>
@@ -674,7 +978,7 @@
       <w:tr>
         <w:tc>
           <w:tcPr>
-            <w:tcW w:type="dxa" w:w="1800"/>
+            <w:tcW w:type="dxa" w:w="1728"/>
           </w:tcPr>
           <w:p>
             <w:pPr>
@@ -687,13 +991,13 @@
                 <w:i w:val="0"/>
                 <w:sz w:val="19"/>
               </w:rPr>
-              <w:t>9:45 – 10:15</w:t>
+              <w:t>9:45 – 10:05</w:t>
             </w:r>
           </w:p>
         </w:tc>
         <w:tc>
           <w:tcPr>
-            <w:tcW w:type="dxa" w:w="6264"/>
+            <w:tcW w:type="dxa" w:w="6408"/>
           </w:tcPr>
           <w:p>
             <w:r/>
@@ -709,7 +1013,63 @@
         </w:tc>
         <w:tc>
           <w:tcPr>
-            <w:tcW w:type="dxa" w:w="1296"/>
+            <w:tcW w:type="dxa" w:w="1224"/>
+          </w:tcPr>
+          <w:p>
+            <w:pPr>
+              <w:jc w:val="center"/>
+            </w:pPr>
+            <w:r/>
+            <w:r>
+              <w:rPr>
+                <w:b w:val="0"/>
+                <w:i w:val="0"/>
+                <w:sz w:val="19"/>
+              </w:rPr>
+              <w:t>20 min</w:t>
+            </w:r>
+          </w:p>
+        </w:tc>
+      </w:tr>
+      <w:tr>
+        <w:tc>
+          <w:tcPr>
+            <w:tcW w:type="dxa" w:w="1728"/>
+          </w:tcPr>
+          <w:p>
+            <w:pPr>
+              <w:jc w:val="center"/>
+            </w:pPr>
+            <w:r/>
+            <w:r>
+              <w:rPr>
+                <w:b w:val="0"/>
+                <w:i w:val="0"/>
+                <w:sz w:val="19"/>
+              </w:rPr>
+              <w:t>10:05 – 10:35</w:t>
+            </w:r>
+          </w:p>
+        </w:tc>
+        <w:tc>
+          <w:tcPr>
+            <w:tcW w:type="dxa" w:w="6408"/>
+          </w:tcPr>
+          <w:p>
+            <w:r/>
+            <w:r>
+              <w:rPr>
+                <w:b w:val="0"/>
+                <w:i w:val="0"/>
+                <w:sz w:val="19"/>
+              </w:rPr>
+              <w:t>Set up n8n — create trial accounts (15 learners) and install locally with Docker Compose</w:t>
+            </w:r>
+          </w:p>
+        </w:tc>
+        <w:tc>
+          <w:tcPr>
+            <w:tcW w:type="dxa" w:w="1224"/>
           </w:tcPr>
           <w:p>
             <w:pPr>
@@ -730,7 +1090,7 @@
       <w:tr>
         <w:tc>
           <w:tcPr>
-            <w:tcW w:type="dxa" w:w="1800"/>
+            <w:tcW w:type="dxa" w:w="1728"/>
           </w:tcPr>
           <w:p>
             <w:pPr>
@@ -743,13 +1103,13 @@
                 <w:i w:val="0"/>
                 <w:sz w:val="19"/>
               </w:rPr>
-              <w:t>10:15 – 10:45</w:t>
+              <w:t>10:35 – 10:50</w:t>
             </w:r>
           </w:p>
         </w:tc>
         <w:tc>
           <w:tcPr>
-            <w:tcW w:type="dxa" w:w="6264"/>
+            <w:tcW w:type="dxa" w:w="6408"/>
           </w:tcPr>
           <w:p>
             <w:r/>
@@ -765,7 +1125,7 @@
         </w:tc>
         <w:tc>
           <w:tcPr>
-            <w:tcW w:type="dxa" w:w="1296"/>
+            <w:tcW w:type="dxa" w:w="1224"/>
           </w:tcPr>
           <w:p>
             <w:pPr>
@@ -778,7 +1138,7 @@
                 <w:i w:val="0"/>
                 <w:sz w:val="19"/>
               </w:rPr>
-              <w:t>30 min</w:t>
+              <w:t>15 min</w:t>
             </w:r>
           </w:p>
         </w:tc>
@@ -786,7 +1146,7 @@
       <w:tr>
         <w:tc>
           <w:tcPr>
-            <w:tcW w:type="dxa" w:w="1800"/>
+            <w:tcW w:type="dxa" w:w="1728"/>
           </w:tcPr>
           <w:p>
             <w:pPr>
@@ -799,13 +1159,13 @@
                 <w:i w:val="0"/>
                 <w:sz w:val="19"/>
               </w:rPr>
-              <w:t>10:45 – 11:15</w:t>
+              <w:t>10:50 – 11:10</w:t>
             </w:r>
           </w:p>
         </w:tc>
         <w:tc>
           <w:tcPr>
-            <w:tcW w:type="dxa" w:w="6264"/>
+            <w:tcW w:type="dxa" w:w="6408"/>
           </w:tcPr>
           <w:p>
             <w:r/>
@@ -821,7 +1181,7 @@
         </w:tc>
         <w:tc>
           <w:tcPr>
-            <w:tcW w:type="dxa" w:w="1296"/>
+            <w:tcW w:type="dxa" w:w="1224"/>
           </w:tcPr>
           <w:p>
             <w:pPr>
@@ -834,7 +1194,7 @@
                 <w:i w:val="0"/>
                 <w:sz w:val="19"/>
               </w:rPr>
-              <w:t>30 min</w:t>
+              <w:t>20 min</w:t>
             </w:r>
           </w:p>
         </w:tc>
@@ -842,7 +1202,7 @@
       <w:tr>
         <w:tc>
           <w:tcPr>
-            <w:tcW w:type="dxa" w:w="1800"/>
+            <w:tcW w:type="dxa" w:w="1728"/>
           </w:tcPr>
           <w:p>
             <w:pPr>
@@ -855,13 +1215,13 @@
                 <w:i w:val="0"/>
                 <w:sz w:val="19"/>
               </w:rPr>
-              <w:t>11:15 – 11:50</w:t>
+              <w:t>11:10 – 11:35</w:t>
             </w:r>
           </w:p>
         </w:tc>
         <w:tc>
           <w:tcPr>
-            <w:tcW w:type="dxa" w:w="6264"/>
+            <w:tcW w:type="dxa" w:w="6408"/>
           </w:tcPr>
           <w:p>
             <w:r/>
@@ -871,13 +1231,13 @@
                 <w:i w:val="0"/>
                 <w:sz w:val="19"/>
               </w:rPr>
-              <w:t>Activity 1: Design a Flyer with QR Code (form submission + email to admin)</w:t>
+              <w:t>Activity 1: QR Code form (name, email, phone, message) + email to admin via Gmail/Outlook (2 nodes)</w:t>
             </w:r>
           </w:p>
         </w:tc>
         <w:tc>
           <w:tcPr>
-            <w:tcW w:type="dxa" w:w="1296"/>
+            <w:tcW w:type="dxa" w:w="1224"/>
           </w:tcPr>
           <w:p>
             <w:pPr>
@@ -890,7 +1250,7 @@
                 <w:i w:val="0"/>
                 <w:sz w:val="19"/>
               </w:rPr>
-              <w:t>35 min</w:t>
+              <w:t>25 min</w:t>
             </w:r>
           </w:p>
         </w:tc>
@@ -898,7 +1258,7 @@
       <w:tr>
         <w:tc>
           <w:tcPr>
-            <w:tcW w:type="dxa" w:w="1800"/>
+            <w:tcW w:type="dxa" w:w="1728"/>
           </w:tcPr>
           <w:p>
             <w:pPr>
@@ -911,13 +1271,13 @@
                 <w:i w:val="0"/>
                 <w:sz w:val="19"/>
               </w:rPr>
-              <w:t>11:50 – 12:25</w:t>
+              <w:t>11:35 – 12:25</w:t>
             </w:r>
           </w:p>
         </w:tc>
         <w:tc>
           <w:tcPr>
-            <w:tcW w:type="dxa" w:w="6264"/>
+            <w:tcW w:type="dxa" w:w="6408"/>
           </w:tcPr>
           <w:p>
             <w:r/>
@@ -927,13 +1287,13 @@
                 <w:i w:val="0"/>
                 <w:sz w:val="19"/>
               </w:rPr>
-              <w:t>Activity 2: Add a Data Table to Activity 1 (capture data)</w:t>
+              <w:t>Group Activity (3–4 pax): design an event flyer (e.g. bowling), generate a QR code with the QR generator, build the ad, then present (review past-student examples)</w:t>
             </w:r>
           </w:p>
         </w:tc>
         <w:tc>
           <w:tcPr>
-            <w:tcW w:type="dxa" w:w="1296"/>
+            <w:tcW w:type="dxa" w:w="1224"/>
           </w:tcPr>
           <w:p>
             <w:pPr>
@@ -946,7 +1306,7 @@
                 <w:i w:val="0"/>
                 <w:sz w:val="19"/>
               </w:rPr>
-              <w:t>35 min</w:t>
+              <w:t>50 min</w:t>
             </w:r>
           </w:p>
         </w:tc>
@@ -954,7 +1314,7 @@
       <w:tr>
         <w:tc>
           <w:tcPr>
-            <w:tcW w:type="dxa" w:w="1800"/>
+            <w:tcW w:type="dxa" w:w="1728"/>
           </w:tcPr>
           <w:p>
             <w:pPr>
@@ -973,7 +1333,7 @@
         </w:tc>
         <w:tc>
           <w:tcPr>
-            <w:tcW w:type="dxa" w:w="6264"/>
+            <w:tcW w:type="dxa" w:w="6408"/>
           </w:tcPr>
           <w:p>
             <w:r/>
@@ -983,13 +1343,13 @@
                 <w:i w:val="0"/>
                 <w:sz w:val="19"/>
               </w:rPr>
-              <w:t>Activity 3a: Conditional response — if yes, save the date to the Data Table; if no, send a thank-you email</w:t>
+              <w:t>Activity 2: Add an n8n Data Table to Activity 1 to capture submissions (3 nodes)</w:t>
             </w:r>
           </w:p>
         </w:tc>
         <w:tc>
           <w:tcPr>
-            <w:tcW w:type="dxa" w:w="1296"/>
+            <w:tcW w:type="dxa" w:w="1224"/>
           </w:tcPr>
           <w:p>
             <w:pPr>
@@ -1023,7 +1383,7 @@
       <w:tr>
         <w:tc>
           <w:tcPr>
-            <w:tcW w:type="dxa" w:w="1800"/>
+            <w:tcW w:type="dxa" w:w="1728"/>
             <w:shd w:val="clear" w:color="auto" w:fill="1F6FEB"/>
           </w:tcPr>
           <w:p>
@@ -1044,7 +1404,7 @@
         </w:tc>
         <w:tc>
           <w:tcPr>
-            <w:tcW w:type="dxa" w:w="6264"/>
+            <w:tcW w:type="dxa" w:w="6408"/>
             <w:shd w:val="clear" w:color="auto" w:fill="1F6FEB"/>
           </w:tcPr>
           <w:p>
@@ -1065,7 +1425,7 @@
         </w:tc>
         <w:tc>
           <w:tcPr>
-            <w:tcW w:type="dxa" w:w="1296"/>
+            <w:tcW w:type="dxa" w:w="1224"/>
             <w:shd w:val="clear" w:color="auto" w:fill="1F6FEB"/>
           </w:tcPr>
           <w:p>
@@ -1088,7 +1448,7 @@
       <w:tr>
         <w:tc>
           <w:tcPr>
-            <w:tcW w:type="dxa" w:w="1800"/>
+            <w:tcW w:type="dxa" w:w="1728"/>
             <w:shd w:val="clear" w:color="auto" w:fill="FFF4E5"/>
           </w:tcPr>
           <w:p>
@@ -1108,7 +1468,7 @@
         </w:tc>
         <w:tc>
           <w:tcPr>
-            <w:tcW w:type="dxa" w:w="6264"/>
+            <w:tcW w:type="dxa" w:w="6408"/>
             <w:shd w:val="clear" w:color="auto" w:fill="FFF4E5"/>
           </w:tcPr>
           <w:p>
@@ -1126,7 +1486,7 @@
         </w:tc>
         <w:tc>
           <w:tcPr>
-            <w:tcW w:type="dxa" w:w="1296"/>
+            <w:tcW w:type="dxa" w:w="1224"/>
             <w:shd w:val="clear" w:color="auto" w:fill="FFF4E5"/>
           </w:tcPr>
           <w:p>
@@ -1174,7 +1534,7 @@
       <w:tr>
         <w:tc>
           <w:tcPr>
-            <w:tcW w:type="dxa" w:w="1800"/>
+            <w:tcW w:type="dxa" w:w="1728"/>
             <w:shd w:val="clear" w:color="auto" w:fill="1F6FEB"/>
           </w:tcPr>
           <w:p>
@@ -1195,7 +1555,7 @@
         </w:tc>
         <w:tc>
           <w:tcPr>
-            <w:tcW w:type="dxa" w:w="6264"/>
+            <w:tcW w:type="dxa" w:w="6408"/>
             <w:shd w:val="clear" w:color="auto" w:fill="1F6FEB"/>
           </w:tcPr>
           <w:p>
@@ -1216,7 +1576,7 @@
         </w:tc>
         <w:tc>
           <w:tcPr>
-            <w:tcW w:type="dxa" w:w="1296"/>
+            <w:tcW w:type="dxa" w:w="1224"/>
             <w:shd w:val="clear" w:color="auto" w:fill="1F6FEB"/>
           </w:tcPr>
           <w:p>
@@ -1239,7 +1599,7 @@
       <w:tr>
         <w:tc>
           <w:tcPr>
-            <w:tcW w:type="dxa" w:w="1800"/>
+            <w:tcW w:type="dxa" w:w="1728"/>
           </w:tcPr>
           <w:p>
             <w:pPr>
@@ -1252,13 +1612,13 @@
                 <w:i w:val="0"/>
                 <w:sz w:val="19"/>
               </w:rPr>
-              <w:t>2:00 – 2:35</w:t>
+              <w:t>2:00 – 2:40</w:t>
             </w:r>
           </w:p>
         </w:tc>
         <w:tc>
           <w:tcPr>
-            <w:tcW w:type="dxa" w:w="6264"/>
+            <w:tcW w:type="dxa" w:w="6408"/>
           </w:tcPr>
           <w:p>
             <w:r/>
@@ -1268,13 +1628,13 @@
                 <w:i w:val="0"/>
                 <w:sz w:val="19"/>
               </w:rPr>
-              <w:t>Activity 3b: Conditional response — if yes, save the date to Google Sheet / Excel; if no, send a thank-you email</w:t>
+              <w:t>Activity 3a: Conditional response — if yes, save the date to the Data Table; if no, send a thank-you email (note: trial Data Table data is not persistent)</w:t>
             </w:r>
           </w:p>
         </w:tc>
         <w:tc>
           <w:tcPr>
-            <w:tcW w:type="dxa" w:w="1296"/>
+            <w:tcW w:type="dxa" w:w="1224"/>
           </w:tcPr>
           <w:p>
             <w:pPr>
@@ -1287,7 +1647,7 @@
                 <w:i w:val="0"/>
                 <w:sz w:val="19"/>
               </w:rPr>
-              <w:t>35 min</w:t>
+              <w:t>40 min</w:t>
             </w:r>
           </w:p>
         </w:tc>
@@ -1295,7 +1655,123 @@
       <w:tr>
         <w:tc>
           <w:tcPr>
-            <w:tcW w:type="dxa" w:w="1800"/>
+            <w:tcW w:type="dxa" w:w="1728"/>
+          </w:tcPr>
+          <w:p>
+            <w:pPr>
+              <w:jc w:val="center"/>
+            </w:pPr>
+            <w:r/>
+            <w:r>
+              <w:rPr>
+                <w:b w:val="0"/>
+                <w:i w:val="0"/>
+                <w:sz w:val="19"/>
+              </w:rPr>
+              <w:t>2:40 – 3:20</w:t>
+            </w:r>
+          </w:p>
+        </w:tc>
+        <w:tc>
+          <w:tcPr>
+            <w:tcW w:type="dxa" w:w="6408"/>
+          </w:tcPr>
+          <w:p>
+            <w:r/>
+            <w:r>
+              <w:rPr>
+                <w:b w:val="0"/>
+                <w:i w:val="0"/>
+                <w:sz w:val="19"/>
+              </w:rPr>
+              <w:t>Activity 3b: Conditional response — replace the Data Table with Google Sheet/Excel for persistent storage (Google training accounts); if no, send a thank-you email</w:t>
+            </w:r>
+          </w:p>
+        </w:tc>
+        <w:tc>
+          <w:tcPr>
+            <w:tcW w:type="dxa" w:w="1224"/>
+          </w:tcPr>
+          <w:p>
+            <w:pPr>
+              <w:jc w:val="center"/>
+            </w:pPr>
+            <w:r/>
+            <w:r>
+              <w:rPr>
+                <w:b w:val="0"/>
+                <w:i w:val="0"/>
+                <w:sz w:val="19"/>
+              </w:rPr>
+              <w:t>40 min</w:t>
+            </w:r>
+          </w:p>
+        </w:tc>
+      </w:tr>
+      <w:tr>
+        <w:tc>
+          <w:tcPr>
+            <w:tcW w:type="dxa" w:w="1728"/>
+            <w:shd w:val="clear" w:color="auto" w:fill="FFF4E5"/>
+          </w:tcPr>
+          <w:p>
+            <w:pPr>
+              <w:jc w:val="center"/>
+            </w:pPr>
+            <w:r/>
+            <w:r>
+              <w:rPr>
+                <w:b w:val="0"/>
+                <w:i w:val="0"/>
+                <w:sz w:val="19"/>
+              </w:rPr>
+              <w:t>3:20 – 3:35</w:t>
+            </w:r>
+          </w:p>
+        </w:tc>
+        <w:tc>
+          <w:tcPr>
+            <w:tcW w:type="dxa" w:w="6408"/>
+            <w:shd w:val="clear" w:color="auto" w:fill="FFF4E5"/>
+          </w:tcPr>
+          <w:p>
+            <w:r/>
+            <w:r>
+              <w:rPr>
+                <w:b/>
+                <w:i/>
+                <w:color w:val="555B66"/>
+                <w:sz w:val="19"/>
+              </w:rPr>
+              <w:t>Tea Break</w:t>
+            </w:r>
+          </w:p>
+        </w:tc>
+        <w:tc>
+          <w:tcPr>
+            <w:tcW w:type="dxa" w:w="1224"/>
+            <w:shd w:val="clear" w:color="auto" w:fill="FFF4E5"/>
+          </w:tcPr>
+          <w:p>
+            <w:pPr>
+              <w:jc w:val="center"/>
+            </w:pPr>
+            <w:r/>
+            <w:r>
+              <w:rPr>
+                <w:b w:val="0"/>
+                <w:i w:val="0"/>
+                <w:sz w:val="19"/>
+              </w:rPr>
+              <w:t>15 min</w:t>
+            </w:r>
+          </w:p>
+        </w:tc>
+      </w:tr>
+      <w:tr>
+        <w:tc>
+          <w:tcPr>
+            <w:tcW w:type="dxa" w:w="1728"/>
             <w:shd w:val="clear" w:color="auto" w:fill="E8F0FE"/>
           </w:tcPr>
           <w:p>
@@ -1309,13 +1785,13 @@
                 <w:i w:val="0"/>
                 <w:sz w:val="19"/>
               </w:rPr>
-              <w:t>2:35 – 6:00</w:t>
+              <w:t>3:35 – 6:05</w:t>
             </w:r>
           </w:p>
         </w:tc>
         <w:tc>
           <w:tcPr>
-            <w:tcW w:type="dxa" w:w="6264"/>
+            <w:tcW w:type="dxa" w:w="6408"/>
             <w:shd w:val="clear" w:color="auto" w:fill="E8F0FE"/>
           </w:tcPr>
           <w:p>
@@ -1333,7 +1809,7 @@
         </w:tc>
         <w:tc>
           <w:tcPr>
-            <w:tcW w:type="dxa" w:w="1296"/>
+            <w:tcW w:type="dxa" w:w="1224"/>
             <w:shd w:val="clear" w:color="auto" w:fill="E8F0FE"/>
           </w:tcPr>
           <w:p>
@@ -1355,7 +1831,7 @@
       <w:tr>
         <w:tc>
           <w:tcPr>
-            <w:tcW w:type="dxa" w:w="1800"/>
+            <w:tcW w:type="dxa" w:w="1728"/>
           </w:tcPr>
           <w:p>
             <w:pPr>
@@ -1368,13 +1844,13 @@
                 <w:i w:val="0"/>
                 <w:sz w:val="19"/>
               </w:rPr>
-              <w:t>2:35 – 3:15</w:t>
+              <w:t>3:35 – 4:05</w:t>
             </w:r>
           </w:p>
         </w:tc>
         <w:tc>
           <w:tcPr>
-            <w:tcW w:type="dxa" w:w="6264"/>
+            <w:tcW w:type="dxa" w:w="6408"/>
           </w:tcPr>
           <w:p>
             <w:r/>
@@ -1390,7 +1866,7 @@
         </w:tc>
         <w:tc>
           <w:tcPr>
-            <w:tcW w:type="dxa" w:w="1296"/>
+            <w:tcW w:type="dxa" w:w="1224"/>
           </w:tcPr>
           <w:p>
             <w:pPr>
@@ -1403,7 +1879,7 @@
                 <w:i w:val="0"/>
                 <w:sz w:val="19"/>
               </w:rPr>
-              <w:t>40 min</w:t>
+              <w:t>30 min</w:t>
             </w:r>
           </w:p>
         </w:tc>
@@ -1411,7 +1887,7 @@
       <w:tr>
         <w:tc>
           <w:tcPr>
-            <w:tcW w:type="dxa" w:w="1800"/>
+            <w:tcW w:type="dxa" w:w="1728"/>
           </w:tcPr>
           <w:p>
             <w:pPr>
@@ -1424,13 +1900,13 @@
                 <w:i w:val="0"/>
                 <w:sz w:val="19"/>
               </w:rPr>
-              <w:t>3:15 – 4:05</w:t>
+              <w:t>4:05 – 4:50</w:t>
             </w:r>
           </w:p>
         </w:tc>
         <w:tc>
           <w:tcPr>
-            <w:tcW w:type="dxa" w:w="6264"/>
+            <w:tcW w:type="dxa" w:w="6408"/>
           </w:tcPr>
           <w:p>
             <w:r/>
@@ -1440,13 +1916,13 @@
                 <w:i w:val="0"/>
                 <w:sz w:val="19"/>
               </w:rPr>
-              <w:t>Activity 4: Telegram-triggered AI Agent (OpenAI API / Gemini API key)</w:t>
+              <w:t>Activity 4a: Telegram-triggered AI Agent — simple customer-service chatbot (OpenAI / Gemini API key provided)</w:t>
             </w:r>
           </w:p>
         </w:tc>
         <w:tc>
           <w:tcPr>
-            <w:tcW w:type="dxa" w:w="1296"/>
+            <w:tcW w:type="dxa" w:w="1224"/>
           </w:tcPr>
           <w:p>
             <w:pPr>
@@ -1459,7 +1935,7 @@
                 <w:i w:val="0"/>
                 <w:sz w:val="19"/>
               </w:rPr>
-              <w:t>50 min</w:t>
+              <w:t>45 min</w:t>
             </w:r>
           </w:p>
         </w:tc>
@@ -1467,7 +1943,7 @@
       <w:tr>
         <w:tc>
           <w:tcPr>
-            <w:tcW w:type="dxa" w:w="1800"/>
+            <w:tcW w:type="dxa" w:w="1728"/>
           </w:tcPr>
           <w:p>
             <w:pPr>
@@ -1480,13 +1956,13 @@
                 <w:i w:val="0"/>
                 <w:sz w:val="19"/>
               </w:rPr>
-              <w:t>4:05 – 4:45</w:t>
+              <w:t>4:50 – 6:05</w:t>
             </w:r>
           </w:p>
         </w:tc>
         <w:tc>
           <w:tcPr>
-            <w:tcW w:type="dxa" w:w="6264"/>
+            <w:tcW w:type="dxa" w:w="6408"/>
           </w:tcPr>
           <w:p>
             <w:r/>
@@ -1496,69 +1972,13 @@
                 <w:i w:val="0"/>
                 <w:sz w:val="19"/>
               </w:rPr>
-              <w:t>Overview of Retrieval-Augmented Generation (RAG) — Tokenization, Embeddings, Vector Stores</w:t>
+              <w:t>Activity 4b: Telegram-triggered AI Agent (customer service / HR admin) — attach a Data Table as a tool; reuse Activity 2 data or upload a 100-record employee CSV</w:t>
             </w:r>
           </w:p>
         </w:tc>
         <w:tc>
           <w:tcPr>
-            <w:tcW w:type="dxa" w:w="1296"/>
-          </w:tcPr>
-          <w:p>
-            <w:pPr>
-              <w:jc w:val="center"/>
-            </w:pPr>
-            <w:r/>
-            <w:r>
-              <w:rPr>
-                <w:b w:val="0"/>
-                <w:i w:val="0"/>
-                <w:sz w:val="19"/>
-              </w:rPr>
-              <w:t>40 min</w:t>
-            </w:r>
-          </w:p>
-        </w:tc>
-      </w:tr>
-      <w:tr>
-        <w:tc>
-          <w:tcPr>
-            <w:tcW w:type="dxa" w:w="1800"/>
-          </w:tcPr>
-          <w:p>
-            <w:pPr>
-              <w:jc w:val="center"/>
-            </w:pPr>
-            <w:r/>
-            <w:r>
-              <w:rPr>
-                <w:b w:val="0"/>
-                <w:i w:val="0"/>
-                <w:sz w:val="19"/>
-              </w:rPr>
-              <w:t>4:45 – 6:00</w:t>
-            </w:r>
-          </w:p>
-        </w:tc>
-        <w:tc>
-          <w:tcPr>
-            <w:tcW w:type="dxa" w:w="6264"/>
-          </w:tcPr>
-          <w:p>
-            <w:r/>
-            <w:r>
-              <w:rPr>
-                <w:b w:val="0"/>
-                <w:i w:val="0"/>
-                <w:sz w:val="19"/>
-              </w:rPr>
-              <w:t>Activity 5: Create a RAG FAQ (following Activity 4)</w:t>
-            </w:r>
-          </w:p>
-        </w:tc>
-        <w:tc>
-          <w:tcPr>
-            <w:tcW w:type="dxa" w:w="1296"/>
+            <w:tcW w:type="dxa" w:w="1224"/>
           </w:tcPr>
           <w:p>
             <w:pPr>
@@ -1579,7 +1999,7 @@
       <w:tr>
         <w:tc>
           <w:tcPr>
-            <w:tcW w:type="dxa" w:w="1800"/>
+            <w:tcW w:type="dxa" w:w="1728"/>
           </w:tcPr>
           <w:p>
             <w:pPr>
@@ -1592,13 +2012,13 @@
                 <w:i w:val="0"/>
                 <w:sz w:val="19"/>
               </w:rPr>
-              <w:t>6:00 – 6:30</w:t>
+              <w:t>6:05 – 6:30</w:t>
             </w:r>
           </w:p>
         </w:tc>
         <w:tc>
           <w:tcPr>
-            <w:tcW w:type="dxa" w:w="6264"/>
+            <w:tcW w:type="dxa" w:w="6408"/>
           </w:tcPr>
           <w:p>
             <w:r/>
@@ -1614,7 +2034,7 @@
         </w:tc>
         <w:tc>
           <w:tcPr>
-            <w:tcW w:type="dxa" w:w="1296"/>
+            <w:tcW w:type="dxa" w:w="1224"/>
           </w:tcPr>
           <w:p>
             <w:pPr>
@@ -1627,7 +2047,7 @@
                 <w:i w:val="0"/>
                 <w:sz w:val="19"/>
               </w:rPr>
-              <w:t>30 min</w:t>
+              <w:t>25 min</w:t>
             </w:r>
           </w:p>
         </w:tc>
@@ -1635,14 +2055,10 @@
     </w:tbl>
     <w:p>
       <w:pPr>
+        <w:pStyle w:val="Heading1"/>
         <w:spacing w:before="320" w:after="120"/>
       </w:pPr>
       <w:r>
-        <w:rPr>
-          <w:b/>
-          <w:color w:val="111827"/>
-          <w:sz w:val="28"/>
-        </w:rPr>
         <w:t>Day 2</w:t>
       </w:r>
     </w:p>
@@ -1656,7 +2072,7 @@
           <w:color w:val="555B66"/>
           <w:sz w:val="20"/>
         </w:rPr>
-        <w:t>Integration: Webhooks, APIs &amp; HTTP Requests</w:t>
+        <w:t>RAG  ·  Webhooks  ·  APIs &amp; HTTP Requests</w:t>
       </w:r>
     </w:p>
     <w:p>
@@ -1687,7 +2103,7 @@
       <w:tr>
         <w:tc>
           <w:tcPr>
-            <w:tcW w:type="dxa" w:w="1800"/>
+            <w:tcW w:type="dxa" w:w="1728"/>
             <w:shd w:val="clear" w:color="auto" w:fill="1F6FEB"/>
           </w:tcPr>
           <w:p>
@@ -1708,7 +2124,7 @@
         </w:tc>
         <w:tc>
           <w:tcPr>
-            <w:tcW w:type="dxa" w:w="6264"/>
+            <w:tcW w:type="dxa" w:w="6408"/>
             <w:shd w:val="clear" w:color="auto" w:fill="1F6FEB"/>
           </w:tcPr>
           <w:p>
@@ -1729,7 +2145,7 @@
         </w:tc>
         <w:tc>
           <w:tcPr>
-            <w:tcW w:type="dxa" w:w="1296"/>
+            <w:tcW w:type="dxa" w:w="1224"/>
             <w:shd w:val="clear" w:color="auto" w:fill="1F6FEB"/>
           </w:tcPr>
           <w:p>
@@ -1752,7 +2168,7 @@
       <w:tr>
         <w:tc>
           <w:tcPr>
-            <w:tcW w:type="dxa" w:w="1800"/>
+            <w:tcW w:type="dxa" w:w="1728"/>
           </w:tcPr>
           <w:p>
             <w:pPr>
@@ -1771,7 +2187,7 @@
         </w:tc>
         <w:tc>
           <w:tcPr>
-            <w:tcW w:type="dxa" w:w="6264"/>
+            <w:tcW w:type="dxa" w:w="6408"/>
           </w:tcPr>
           <w:p>
             <w:r/>
@@ -1787,7 +2203,7 @@
         </w:tc>
         <w:tc>
           <w:tcPr>
-            <w:tcW w:type="dxa" w:w="1296"/>
+            <w:tcW w:type="dxa" w:w="1224"/>
           </w:tcPr>
           <w:p>
             <w:pPr>
@@ -1808,7 +2224,7 @@
       <w:tr>
         <w:tc>
           <w:tcPr>
-            <w:tcW w:type="dxa" w:w="1800"/>
+            <w:tcW w:type="dxa" w:w="1728"/>
             <w:shd w:val="clear" w:color="auto" w:fill="E8F0FE"/>
           </w:tcPr>
           <w:p>
@@ -1828,7 +2244,7 @@
         </w:tc>
         <w:tc>
           <w:tcPr>
-            <w:tcW w:type="dxa" w:w="6264"/>
+            <w:tcW w:type="dxa" w:w="6408"/>
             <w:shd w:val="clear" w:color="auto" w:fill="E8F0FE"/>
           </w:tcPr>
           <w:p>
@@ -1840,13 +2256,13 @@
                 <w:color w:val="1F6FEB"/>
                 <w:sz w:val="19"/>
               </w:rPr>
-              <w:t>Topic 3: Webhook</w:t>
+              <w:t>Topic 2 (cont.): Retrieval-Augmented Generation (RAG)</w:t>
             </w:r>
           </w:p>
         </w:tc>
         <w:tc>
           <w:tcPr>
-            <w:tcW w:type="dxa" w:w="1296"/>
+            <w:tcW w:type="dxa" w:w="1224"/>
             <w:shd w:val="clear" w:color="auto" w:fill="E8F0FE"/>
           </w:tcPr>
           <w:p>
@@ -1868,7 +2284,7 @@
       <w:tr>
         <w:tc>
           <w:tcPr>
-            <w:tcW w:type="dxa" w:w="1800"/>
+            <w:tcW w:type="dxa" w:w="1728"/>
           </w:tcPr>
           <w:p>
             <w:pPr>
@@ -1887,7 +2303,7 @@
         </w:tc>
         <w:tc>
           <w:tcPr>
-            <w:tcW w:type="dxa" w:w="6264"/>
+            <w:tcW w:type="dxa" w:w="6408"/>
           </w:tcPr>
           <w:p>
             <w:r/>
@@ -1897,13 +2313,13 @@
                 <w:i w:val="0"/>
                 <w:sz w:val="19"/>
               </w:rPr>
-              <w:t>Overview of Webhooks</w:t>
+              <w:t>Overview of RAG — Tokenization, Embeddings, Vector Stores</w:t>
             </w:r>
           </w:p>
         </w:tc>
         <w:tc>
           <w:tcPr>
-            <w:tcW w:type="dxa" w:w="1296"/>
+            <w:tcW w:type="dxa" w:w="1224"/>
           </w:tcPr>
           <w:p>
             <w:pPr>
@@ -1924,7 +2340,7 @@
       <w:tr>
         <w:tc>
           <w:tcPr>
-            <w:tcW w:type="dxa" w:w="1800"/>
+            <w:tcW w:type="dxa" w:w="1728"/>
           </w:tcPr>
           <w:p>
             <w:pPr>
@@ -1937,13 +2353,13 @@
                 <w:i w:val="0"/>
                 <w:sz w:val="19"/>
               </w:rPr>
-              <w:t>10:30 – 11:15</w:t>
+              <w:t>10:30 – 11:00</w:t>
             </w:r>
           </w:p>
         </w:tc>
         <w:tc>
           <w:tcPr>
-            <w:tcW w:type="dxa" w:w="6264"/>
+            <w:tcW w:type="dxa" w:w="6408"/>
           </w:tcPr>
           <w:p>
             <w:r/>
@@ -1953,13 +2369,13 @@
                 <w:i w:val="0"/>
                 <w:sz w:val="19"/>
               </w:rPr>
-              <w:t>Use cases of webhooks — external triggers</w:t>
+              <w:t>Generate mock documents with Claude Code (e.g. employee-benefits FAQ, product info)</w:t>
             </w:r>
           </w:p>
         </w:tc>
         <w:tc>
           <w:tcPr>
-            <w:tcW w:type="dxa" w:w="1296"/>
+            <w:tcW w:type="dxa" w:w="1224"/>
           </w:tcPr>
           <w:p>
             <w:pPr>
@@ -1972,7 +2388,7 @@
                 <w:i w:val="0"/>
                 <w:sz w:val="19"/>
               </w:rPr>
-              <w:t>45 min</w:t>
+              <w:t>30 min</w:t>
             </w:r>
           </w:p>
         </w:tc>
@@ -1980,7 +2396,8 @@
       <w:tr>
         <w:tc>
           <w:tcPr>
-            <w:tcW w:type="dxa" w:w="1800"/>
+            <w:tcW w:type="dxa" w:w="1728"/>
+            <w:shd w:val="clear" w:color="auto" w:fill="FFF4E5"/>
           </w:tcPr>
           <w:p>
             <w:pPr>
@@ -1993,29 +2410,32 @@
                 <w:i w:val="0"/>
                 <w:sz w:val="19"/>
               </w:rPr>
-              <w:t>11:15 – 1:00</w:t>
+              <w:t>11:00 – 11:15</w:t>
             </w:r>
           </w:p>
         </w:tc>
         <w:tc>
           <w:tcPr>
-            <w:tcW w:type="dxa" w:w="6264"/>
+            <w:tcW w:type="dxa" w:w="6408"/>
+            <w:shd w:val="clear" w:color="auto" w:fill="FFF4E5"/>
           </w:tcPr>
           <w:p>
             <w:r/>
             <w:r>
               <w:rPr>
-                <w:b w:val="0"/>
-                <w:i w:val="0"/>
+                <w:b/>
+                <w:i/>
+                <w:color w:val="555B66"/>
                 <w:sz w:val="19"/>
               </w:rPr>
-              <w:t>Activity 6: Website chatbot — enter the Production URL on the website to trigger an AI Agent</w:t>
+              <w:t>Tea Break</w:t>
             </w:r>
           </w:p>
         </w:tc>
         <w:tc>
           <w:tcPr>
-            <w:tcW w:type="dxa" w:w="1296"/>
+            <w:tcW w:type="dxa" w:w="1224"/>
+            <w:shd w:val="clear" w:color="auto" w:fill="FFF4E5"/>
           </w:tcPr>
           <w:p>
             <w:pPr>
@@ -2028,7 +2448,119 @@
                 <w:i w:val="0"/>
                 <w:sz w:val="19"/>
               </w:rPr>
-              <w:t>105 min</w:t>
+              <w:t>15 min</w:t>
+            </w:r>
+          </w:p>
+        </w:tc>
+      </w:tr>
+      <w:tr>
+        <w:tc>
+          <w:tcPr>
+            <w:tcW w:type="dxa" w:w="1728"/>
+          </w:tcPr>
+          <w:p>
+            <w:pPr>
+              <w:jc w:val="center"/>
+            </w:pPr>
+            <w:r/>
+            <w:r>
+              <w:rPr>
+                <w:b w:val="0"/>
+                <w:i w:val="0"/>
+                <w:sz w:val="19"/>
+              </w:rPr>
+              <w:t>11:15 – 12:30</w:t>
+            </w:r>
+          </w:p>
+        </w:tc>
+        <w:tc>
+          <w:tcPr>
+            <w:tcW w:type="dxa" w:w="6408"/>
+          </w:tcPr>
+          <w:p>
+            <w:r/>
+            <w:r>
+              <w:rPr>
+                <w:b w:val="0"/>
+                <w:i w:val="0"/>
+                <w:sz w:val="19"/>
+              </w:rPr>
+              <w:t>Activity 5: Add RAG to the Telegram chatbot — route between two data sources (RAG vector store + the earlier Data Table) via the system instruction</w:t>
+            </w:r>
+          </w:p>
+        </w:tc>
+        <w:tc>
+          <w:tcPr>
+            <w:tcW w:type="dxa" w:w="1224"/>
+          </w:tcPr>
+          <w:p>
+            <w:pPr>
+              <w:jc w:val="center"/>
+            </w:pPr>
+            <w:r/>
+            <w:r>
+              <w:rPr>
+                <w:b w:val="0"/>
+                <w:i w:val="0"/>
+                <w:sz w:val="19"/>
+              </w:rPr>
+              <w:t>75 min</w:t>
+            </w:r>
+          </w:p>
+        </w:tc>
+      </w:tr>
+      <w:tr>
+        <w:tc>
+          <w:tcPr>
+            <w:tcW w:type="dxa" w:w="1728"/>
+          </w:tcPr>
+          <w:p>
+            <w:pPr>
+              <w:jc w:val="center"/>
+            </w:pPr>
+            <w:r/>
+            <w:r>
+              <w:rPr>
+                <w:b w:val="0"/>
+                <w:i w:val="0"/>
+                <w:sz w:val="19"/>
+              </w:rPr>
+              <w:t>12:30 – 1:00</w:t>
+            </w:r>
+          </w:p>
+        </w:tc>
+        <w:tc>
+          <w:tcPr>
+            <w:tcW w:type="dxa" w:w="6408"/>
+          </w:tcPr>
+          <w:p>
+            <w:r/>
+            <w:r>
+              <w:rPr>
+                <w:b w:val="0"/>
+                <w:i w:val="0"/>
+                <w:sz w:val="19"/>
+              </w:rPr>
+              <w:t>Selected learners present their chatbots</w:t>
+            </w:r>
+          </w:p>
+        </w:tc>
+        <w:tc>
+          <w:tcPr>
+            <w:tcW w:type="dxa" w:w="1224"/>
+          </w:tcPr>
+          <w:p>
+            <w:pPr>
+              <w:jc w:val="center"/>
+            </w:pPr>
+            <w:r/>
+            <w:r>
+              <w:rPr>
+                <w:b w:val="0"/>
+                <w:i w:val="0"/>
+                <w:sz w:val="19"/>
+              </w:rPr>
+              <w:t>30 min</w:t>
             </w:r>
           </w:p>
         </w:tc>
@@ -2049,7 +2581,7 @@
       <w:tr>
         <w:tc>
           <w:tcPr>
-            <w:tcW w:type="dxa" w:w="1800"/>
+            <w:tcW w:type="dxa" w:w="1728"/>
             <w:shd w:val="clear" w:color="auto" w:fill="1F6FEB"/>
           </w:tcPr>
           <w:p>
@@ -2070,7 +2602,7 @@
         </w:tc>
         <w:tc>
           <w:tcPr>
-            <w:tcW w:type="dxa" w:w="6264"/>
+            <w:tcW w:type="dxa" w:w="6408"/>
             <w:shd w:val="clear" w:color="auto" w:fill="1F6FEB"/>
           </w:tcPr>
           <w:p>
@@ -2091,7 +2623,7 @@
         </w:tc>
         <w:tc>
           <w:tcPr>
-            <w:tcW w:type="dxa" w:w="1296"/>
+            <w:tcW w:type="dxa" w:w="1224"/>
             <w:shd w:val="clear" w:color="auto" w:fill="1F6FEB"/>
           </w:tcPr>
           <w:p>
@@ -2114,7 +2646,7 @@
       <w:tr>
         <w:tc>
           <w:tcPr>
-            <w:tcW w:type="dxa" w:w="1800"/>
+            <w:tcW w:type="dxa" w:w="1728"/>
             <w:shd w:val="clear" w:color="auto" w:fill="FFF4E5"/>
           </w:tcPr>
           <w:p>
@@ -2134,7 +2666,7 @@
         </w:tc>
         <w:tc>
           <w:tcPr>
-            <w:tcW w:type="dxa" w:w="6264"/>
+            <w:tcW w:type="dxa" w:w="6408"/>
             <w:shd w:val="clear" w:color="auto" w:fill="FFF4E5"/>
           </w:tcPr>
           <w:p>
@@ -2152,7 +2684,7 @@
         </w:tc>
         <w:tc>
           <w:tcPr>
-            <w:tcW w:type="dxa" w:w="1296"/>
+            <w:tcW w:type="dxa" w:w="1224"/>
             <w:shd w:val="clear" w:color="auto" w:fill="FFF4E5"/>
           </w:tcPr>
           <w:p>
@@ -2200,7 +2732,7 @@
       <w:tr>
         <w:tc>
           <w:tcPr>
-            <w:tcW w:type="dxa" w:w="1800"/>
+            <w:tcW w:type="dxa" w:w="1728"/>
             <w:shd w:val="clear" w:color="auto" w:fill="1F6FEB"/>
           </w:tcPr>
           <w:p>
@@ -2221,7 +2753,7 @@
         </w:tc>
         <w:tc>
           <w:tcPr>
-            <w:tcW w:type="dxa" w:w="6264"/>
+            <w:tcW w:type="dxa" w:w="6408"/>
             <w:shd w:val="clear" w:color="auto" w:fill="1F6FEB"/>
           </w:tcPr>
           <w:p>
@@ -2242,7 +2774,7 @@
         </w:tc>
         <w:tc>
           <w:tcPr>
-            <w:tcW w:type="dxa" w:w="1296"/>
+            <w:tcW w:type="dxa" w:w="1224"/>
             <w:shd w:val="clear" w:color="auto" w:fill="1F6FEB"/>
           </w:tcPr>
           <w:p>
@@ -2265,7 +2797,7 @@
       <w:tr>
         <w:tc>
           <w:tcPr>
-            <w:tcW w:type="dxa" w:w="1800"/>
+            <w:tcW w:type="dxa" w:w="1728"/>
             <w:shd w:val="clear" w:color="auto" w:fill="E8F0FE"/>
           </w:tcPr>
           <w:p>
@@ -2279,13 +2811,13 @@
                 <w:i w:val="0"/>
                 <w:sz w:val="19"/>
               </w:rPr>
-              <w:t>2:00 – 5:50</w:t>
+              <w:t>2:00 – 4:00</w:t>
             </w:r>
           </w:p>
         </w:tc>
         <w:tc>
           <w:tcPr>
-            <w:tcW w:type="dxa" w:w="6264"/>
+            <w:tcW w:type="dxa" w:w="6408"/>
             <w:shd w:val="clear" w:color="auto" w:fill="E8F0FE"/>
           </w:tcPr>
           <w:p>
@@ -2297,13 +2829,13 @@
                 <w:color w:val="1F6FEB"/>
                 <w:sz w:val="19"/>
               </w:rPr>
-              <w:t>Topic 4: API and HTTP Request</w:t>
+              <w:t>Topic 3: Webhooks</w:t>
             </w:r>
           </w:p>
         </w:tc>
         <w:tc>
           <w:tcPr>
-            <w:tcW w:type="dxa" w:w="1296"/>
+            <w:tcW w:type="dxa" w:w="1224"/>
             <w:shd w:val="clear" w:color="auto" w:fill="E8F0FE"/>
           </w:tcPr>
           <w:p>
@@ -2325,7 +2857,7 @@
       <w:tr>
         <w:tc>
           <w:tcPr>
-            <w:tcW w:type="dxa" w:w="1800"/>
+            <w:tcW w:type="dxa" w:w="1728"/>
           </w:tcPr>
           <w:p>
             <w:pPr>
@@ -2338,13 +2870,301 @@
                 <w:i w:val="0"/>
                 <w:sz w:val="19"/>
               </w:rPr>
-              <w:t>2:00 – 2:50</w:t>
+              <w:t>2:00 – 2:30</w:t>
             </w:r>
           </w:p>
         </w:tc>
         <w:tc>
           <w:tcPr>
-            <w:tcW w:type="dxa" w:w="6264"/>
+            <w:tcW w:type="dxa" w:w="6408"/>
+          </w:tcPr>
+          <w:p>
+            <w:r/>
+            <w:r>
+              <w:rPr>
+                <w:b w:val="0"/>
+                <w:i w:val="0"/>
+                <w:sz w:val="19"/>
+              </w:rPr>
+              <w:t>Overview of Webhooks — use cases and external triggers</w:t>
+            </w:r>
+          </w:p>
+        </w:tc>
+        <w:tc>
+          <w:tcPr>
+            <w:tcW w:type="dxa" w:w="1224"/>
+          </w:tcPr>
+          <w:p>
+            <w:pPr>
+              <w:jc w:val="center"/>
+            </w:pPr>
+            <w:r/>
+            <w:r>
+              <w:rPr>
+                <w:b w:val="0"/>
+                <w:i w:val="0"/>
+                <w:sz w:val="19"/>
+              </w:rPr>
+              <w:t>30 min</w:t>
+            </w:r>
+          </w:p>
+        </w:tc>
+      </w:tr>
+      <w:tr>
+        <w:tc>
+          <w:tcPr>
+            <w:tcW w:type="dxa" w:w="1728"/>
+          </w:tcPr>
+          <w:p>
+            <w:pPr>
+              <w:jc w:val="center"/>
+            </w:pPr>
+            <w:r/>
+            <w:r>
+              <w:rPr>
+                <w:b w:val="0"/>
+                <w:i w:val="0"/>
+                <w:sz w:val="19"/>
+              </w:rPr>
+              <w:t>2:30 – 3:40</w:t>
+            </w:r>
+          </w:p>
+        </w:tc>
+        <w:tc>
+          <w:tcPr>
+            <w:tcW w:type="dxa" w:w="6408"/>
+          </w:tcPr>
+          <w:p>
+            <w:r/>
+            <w:r>
+              <w:rPr>
+                <w:b w:val="0"/>
+                <w:i w:val="0"/>
+                <w:sz w:val="19"/>
+              </w:rPr>
+              <w:t>Activity 6: Website chatbot via webhook — follow the n8n Investment Advisor reference site</w:t>
+            </w:r>
+          </w:p>
+        </w:tc>
+        <w:tc>
+          <w:tcPr>
+            <w:tcW w:type="dxa" w:w="1224"/>
+          </w:tcPr>
+          <w:p>
+            <w:pPr>
+              <w:jc w:val="center"/>
+            </w:pPr>
+            <w:r/>
+            <w:r>
+              <w:rPr>
+                <w:b w:val="0"/>
+                <w:i w:val="0"/>
+                <w:sz w:val="19"/>
+              </w:rPr>
+              <w:t>70 min</w:t>
+            </w:r>
+          </w:p>
+        </w:tc>
+      </w:tr>
+      <w:tr>
+        <w:tc>
+          <w:tcPr>
+            <w:tcW w:type="dxa" w:w="1728"/>
+          </w:tcPr>
+          <w:p>
+            <w:pPr>
+              <w:jc w:val="center"/>
+            </w:pPr>
+            <w:r/>
+            <w:r>
+              <w:rPr>
+                <w:b w:val="0"/>
+                <w:i w:val="0"/>
+                <w:sz w:val="19"/>
+              </w:rPr>
+              <w:t>3:40 – 4:00</w:t>
+            </w:r>
+          </w:p>
+        </w:tc>
+        <w:tc>
+          <w:tcPr>
+            <w:tcW w:type="dxa" w:w="6408"/>
+          </w:tcPr>
+          <w:p>
+            <w:r/>
+            <w:r>
+              <w:rPr>
+                <w:b w:val="0"/>
+                <w:i w:val="0"/>
+                <w:sz w:val="19"/>
+              </w:rPr>
+              <w:t>Selected learners present their website and chatbot</w:t>
+            </w:r>
+          </w:p>
+        </w:tc>
+        <w:tc>
+          <w:tcPr>
+            <w:tcW w:type="dxa" w:w="1224"/>
+          </w:tcPr>
+          <w:p>
+            <w:pPr>
+              <w:jc w:val="center"/>
+            </w:pPr>
+            <w:r/>
+            <w:r>
+              <w:rPr>
+                <w:b w:val="0"/>
+                <w:i w:val="0"/>
+                <w:sz w:val="19"/>
+              </w:rPr>
+              <w:t>20 min</w:t>
+            </w:r>
+          </w:p>
+        </w:tc>
+      </w:tr>
+      <w:tr>
+        <w:tc>
+          <w:tcPr>
+            <w:tcW w:type="dxa" w:w="1728"/>
+            <w:shd w:val="clear" w:color="auto" w:fill="FFF4E5"/>
+          </w:tcPr>
+          <w:p>
+            <w:pPr>
+              <w:jc w:val="center"/>
+            </w:pPr>
+            <w:r/>
+            <w:r>
+              <w:rPr>
+                <w:b w:val="0"/>
+                <w:i w:val="0"/>
+                <w:sz w:val="19"/>
+              </w:rPr>
+              <w:t>4:00 – 4:15</w:t>
+            </w:r>
+          </w:p>
+        </w:tc>
+        <w:tc>
+          <w:tcPr>
+            <w:tcW w:type="dxa" w:w="6408"/>
+            <w:shd w:val="clear" w:color="auto" w:fill="FFF4E5"/>
+          </w:tcPr>
+          <w:p>
+            <w:r/>
+            <w:r>
+              <w:rPr>
+                <w:b/>
+                <w:i/>
+                <w:color w:val="555B66"/>
+                <w:sz w:val="19"/>
+              </w:rPr>
+              <w:t>Tea Break</w:t>
+            </w:r>
+          </w:p>
+        </w:tc>
+        <w:tc>
+          <w:tcPr>
+            <w:tcW w:type="dxa" w:w="1224"/>
+            <w:shd w:val="clear" w:color="auto" w:fill="FFF4E5"/>
+          </w:tcPr>
+          <w:p>
+            <w:pPr>
+              <w:jc w:val="center"/>
+            </w:pPr>
+            <w:r/>
+            <w:r>
+              <w:rPr>
+                <w:b w:val="0"/>
+                <w:i w:val="0"/>
+                <w:sz w:val="19"/>
+              </w:rPr>
+              <w:t>15 min</w:t>
+            </w:r>
+          </w:p>
+        </w:tc>
+      </w:tr>
+      <w:tr>
+        <w:tc>
+          <w:tcPr>
+            <w:tcW w:type="dxa" w:w="1728"/>
+            <w:shd w:val="clear" w:color="auto" w:fill="E8F0FE"/>
+          </w:tcPr>
+          <w:p>
+            <w:pPr>
+              <w:jc w:val="center"/>
+            </w:pPr>
+            <w:r/>
+            <w:r>
+              <w:rPr>
+                <w:b/>
+                <w:i w:val="0"/>
+                <w:sz w:val="19"/>
+              </w:rPr>
+              <w:t>4:15 – 6:30</w:t>
+            </w:r>
+          </w:p>
+        </w:tc>
+        <w:tc>
+          <w:tcPr>
+            <w:tcW w:type="dxa" w:w="6408"/>
+            <w:shd w:val="clear" w:color="auto" w:fill="E8F0FE"/>
+          </w:tcPr>
+          <w:p>
+            <w:r/>
+            <w:r>
+              <w:rPr>
+                <w:b/>
+                <w:i w:val="0"/>
+                <w:color w:val="1F6FEB"/>
+                <w:sz w:val="19"/>
+              </w:rPr>
+              <w:t>Topic 4: API and HTTP Request</w:t>
+            </w:r>
+          </w:p>
+        </w:tc>
+        <w:tc>
+          <w:tcPr>
+            <w:tcW w:type="dxa" w:w="1224"/>
+            <w:shd w:val="clear" w:color="auto" w:fill="E8F0FE"/>
+          </w:tcPr>
+          <w:p>
+            <w:pPr>
+              <w:jc w:val="center"/>
+            </w:pPr>
+            <w:r/>
+            <w:r>
+              <w:rPr>
+                <w:b w:val="0"/>
+                <w:i w:val="0"/>
+                <w:sz w:val="19"/>
+              </w:rPr>
+              <w:t>—</w:t>
+            </w:r>
+          </w:p>
+        </w:tc>
+      </w:tr>
+      <w:tr>
+        <w:tc>
+          <w:tcPr>
+            <w:tcW w:type="dxa" w:w="1728"/>
+          </w:tcPr>
+          <w:p>
+            <w:pPr>
+              <w:jc w:val="center"/>
+            </w:pPr>
+            <w:r/>
+            <w:r>
+              <w:rPr>
+                <w:b w:val="0"/>
+                <w:i w:val="0"/>
+                <w:sz w:val="19"/>
+              </w:rPr>
+              <w:t>4:15 – 4:45</w:t>
+            </w:r>
+          </w:p>
+        </w:tc>
+        <w:tc>
+          <w:tcPr>
+            <w:tcW w:type="dxa" w:w="6408"/>
           </w:tcPr>
           <w:p>
             <w:r/>
@@ -2360,7 +3180,7 @@
         </w:tc>
         <w:tc>
           <w:tcPr>
-            <w:tcW w:type="dxa" w:w="1296"/>
+            <w:tcW w:type="dxa" w:w="1224"/>
           </w:tcPr>
           <w:p>
             <w:pPr>
@@ -2373,7 +3193,7 @@
                 <w:i w:val="0"/>
                 <w:sz w:val="19"/>
               </w:rPr>
-              <w:t>50 min</w:t>
+              <w:t>30 min</w:t>
             </w:r>
           </w:p>
         </w:tc>
@@ -2381,7 +3201,7 @@
       <w:tr>
         <w:tc>
           <w:tcPr>
-            <w:tcW w:type="dxa" w:w="1800"/>
+            <w:tcW w:type="dxa" w:w="1728"/>
           </w:tcPr>
           <w:p>
             <w:pPr>
@@ -2394,13 +3214,13 @@
                 <w:i w:val="0"/>
                 <w:sz w:val="19"/>
               </w:rPr>
-              <w:t>2:50 – 3:40</w:t>
+              <w:t>4:45 – 6:05</w:t>
             </w:r>
           </w:p>
         </w:tc>
         <w:tc>
           <w:tcPr>
-            <w:tcW w:type="dxa" w:w="6264"/>
+            <w:tcW w:type="dxa" w:w="6408"/>
           </w:tcPr>
           <w:p>
             <w:r/>
@@ -2410,13 +3230,13 @@
                 <w:i w:val="0"/>
                 <w:sz w:val="19"/>
               </w:rPr>
-              <w:t>HTTP Request node — methods, headers, authentication and parsing responses</w:t>
+              <w:t>Activity 7: Pull data from a Finance API (Twelve Data) and news (NewsAPI) to reply on Telegram — learners obtain their own API keys</w:t>
             </w:r>
           </w:p>
         </w:tc>
         <w:tc>
           <w:tcPr>
-            <w:tcW w:type="dxa" w:w="1296"/>
+            <w:tcW w:type="dxa" w:w="1224"/>
           </w:tcPr>
           <w:p>
             <w:pPr>
@@ -2429,7 +3249,7 @@
                 <w:i w:val="0"/>
                 <w:sz w:val="19"/>
               </w:rPr>
-              <w:t>50 min</w:t>
+              <w:t>80 min</w:t>
             </w:r>
           </w:p>
         </w:tc>
@@ -2437,7 +3257,7 @@
       <w:tr>
         <w:tc>
           <w:tcPr>
-            <w:tcW w:type="dxa" w:w="1800"/>
+            <w:tcW w:type="dxa" w:w="1728"/>
           </w:tcPr>
           <w:p>
             <w:pPr>
@@ -2450,69 +3270,13 @@
                 <w:i w:val="0"/>
                 <w:sz w:val="19"/>
               </w:rPr>
-              <w:t>3:40 – 5:50</w:t>
+              <w:t>6:05 – 6:30</w:t>
             </w:r>
           </w:p>
         </w:tc>
         <w:tc>
           <w:tcPr>
-            <w:tcW w:type="dxa" w:w="6264"/>
-          </w:tcPr>
-          <w:p>
-            <w:r/>
-            <w:r>
-              <w:rPr>
-                <w:b w:val="0"/>
-                <w:i w:val="0"/>
-                <w:sz w:val="19"/>
-              </w:rPr>
-              <w:t>Activity 7: Pull data from a Finance API to reply on Telegram</w:t>
-            </w:r>
-          </w:p>
-        </w:tc>
-        <w:tc>
-          <w:tcPr>
-            <w:tcW w:type="dxa" w:w="1296"/>
-          </w:tcPr>
-          <w:p>
-            <w:pPr>
-              <w:jc w:val="center"/>
-            </w:pPr>
-            <w:r/>
-            <w:r>
-              <w:rPr>
-                <w:b w:val="0"/>
-                <w:i w:val="0"/>
-                <w:sz w:val="19"/>
-              </w:rPr>
-              <w:t>130 min</w:t>
-            </w:r>
-          </w:p>
-        </w:tc>
-      </w:tr>
-      <w:tr>
-        <w:tc>
-          <w:tcPr>
-            <w:tcW w:type="dxa" w:w="1800"/>
-          </w:tcPr>
-          <w:p>
-            <w:pPr>
-              <w:jc w:val="center"/>
-            </w:pPr>
-            <w:r/>
-            <w:r>
-              <w:rPr>
-                <w:b w:val="0"/>
-                <w:i w:val="0"/>
-                <w:sz w:val="19"/>
-              </w:rPr>
-              <w:t>5:50 – 6:30</w:t>
-            </w:r>
-          </w:p>
-        </w:tc>
-        <w:tc>
-          <w:tcPr>
-            <w:tcW w:type="dxa" w:w="6264"/>
+            <w:tcW w:type="dxa" w:w="6408"/>
           </w:tcPr>
           <w:p>
             <w:r/>
@@ -2528,7 +3292,7 @@
         </w:tc>
         <w:tc>
           <w:tcPr>
-            <w:tcW w:type="dxa" w:w="1296"/>
+            <w:tcW w:type="dxa" w:w="1224"/>
           </w:tcPr>
           <w:p>
             <w:pPr>
@@ -2541,7 +3305,7 @@
                 <w:i w:val="0"/>
                 <w:sz w:val="19"/>
               </w:rPr>
-              <w:t>40 min</w:t>
+              <w:t>25 min</w:t>
             </w:r>
           </w:p>
         </w:tc>
@@ -2549,14 +3313,10 @@
     </w:tbl>
     <w:p>
       <w:pPr>
+        <w:pStyle w:val="Heading1"/>
         <w:spacing w:before="320" w:after="120"/>
       </w:pPr>
       <w:r>
-        <w:rPr>
-          <w:b/>
-          <w:color w:val="111827"/>
-          <w:sz w:val="28"/>
-        </w:rPr>
         <w:t>Day 3</w:t>
       </w:r>
     </w:p>
@@ -2570,7 +3330,7 @@
           <w:color w:val="555B66"/>
           <w:sz w:val="20"/>
         </w:rPr>
-        <w:t>Security, Guardrails &amp; Mini Capstone Project</w:t>
+        <w:t>Security &amp; Guardrails  ·  Mini Capstone Project</w:t>
       </w:r>
     </w:p>
     <w:p>
@@ -2601,7 +3361,7 @@
       <w:tr>
         <w:tc>
           <w:tcPr>
-            <w:tcW w:type="dxa" w:w="1800"/>
+            <w:tcW w:type="dxa" w:w="1728"/>
             <w:shd w:val="clear" w:color="auto" w:fill="1F6FEB"/>
           </w:tcPr>
           <w:p>
@@ -2622,7 +3382,7 @@
         </w:tc>
         <w:tc>
           <w:tcPr>
-            <w:tcW w:type="dxa" w:w="6264"/>
+            <w:tcW w:type="dxa" w:w="6408"/>
             <w:shd w:val="clear" w:color="auto" w:fill="1F6FEB"/>
           </w:tcPr>
           <w:p>
@@ -2643,7 +3403,7 @@
         </w:tc>
         <w:tc>
           <w:tcPr>
-            <w:tcW w:type="dxa" w:w="1296"/>
+            <w:tcW w:type="dxa" w:w="1224"/>
             <w:shd w:val="clear" w:color="auto" w:fill="1F6FEB"/>
           </w:tcPr>
           <w:p>
@@ -2666,7 +3426,7 @@
       <w:tr>
         <w:tc>
           <w:tcPr>
-            <w:tcW w:type="dxa" w:w="1800"/>
+            <w:tcW w:type="dxa" w:w="1728"/>
           </w:tcPr>
           <w:p>
             <w:pPr>
@@ -2685,7 +3445,7 @@
         </w:tc>
         <w:tc>
           <w:tcPr>
-            <w:tcW w:type="dxa" w:w="6264"/>
+            <w:tcW w:type="dxa" w:w="6408"/>
           </w:tcPr>
           <w:p>
             <w:r/>
@@ -2701,7 +3461,7 @@
         </w:tc>
         <w:tc>
           <w:tcPr>
-            <w:tcW w:type="dxa" w:w="1296"/>
+            <w:tcW w:type="dxa" w:w="1224"/>
           </w:tcPr>
           <w:p>
             <w:pPr>
@@ -2722,7 +3482,7 @@
       <w:tr>
         <w:tc>
           <w:tcPr>
-            <w:tcW w:type="dxa" w:w="1800"/>
+            <w:tcW w:type="dxa" w:w="1728"/>
             <w:shd w:val="clear" w:color="auto" w:fill="E8F0FE"/>
           </w:tcPr>
           <w:p>
@@ -2742,7 +3502,7 @@
         </w:tc>
         <w:tc>
           <w:tcPr>
-            <w:tcW w:type="dxa" w:w="6264"/>
+            <w:tcW w:type="dxa" w:w="6408"/>
             <w:shd w:val="clear" w:color="auto" w:fill="E8F0FE"/>
           </w:tcPr>
           <w:p>
@@ -2760,7 +3520,7 @@
         </w:tc>
         <w:tc>
           <w:tcPr>
-            <w:tcW w:type="dxa" w:w="1296"/>
+            <w:tcW w:type="dxa" w:w="1224"/>
             <w:shd w:val="clear" w:color="auto" w:fill="E8F0FE"/>
           </w:tcPr>
           <w:p>
@@ -2782,7 +3542,7 @@
       <w:tr>
         <w:tc>
           <w:tcPr>
-            <w:tcW w:type="dxa" w:w="1800"/>
+            <w:tcW w:type="dxa" w:w="1728"/>
           </w:tcPr>
           <w:p>
             <w:pPr>
@@ -2795,13 +3555,13 @@
                 <w:i w:val="0"/>
                 <w:sz w:val="19"/>
               </w:rPr>
-              <w:t>9:45 – 10:30</w:t>
+              <w:t>9:45 – 10:25</w:t>
             </w:r>
           </w:p>
         </w:tc>
         <w:tc>
           <w:tcPr>
-            <w:tcW w:type="dxa" w:w="6264"/>
+            <w:tcW w:type="dxa" w:w="6408"/>
           </w:tcPr>
           <w:p>
             <w:r/>
@@ -2811,13 +3571,13 @@
                 <w:i w:val="0"/>
                 <w:sz w:val="19"/>
               </w:rPr>
-              <w:t>Overview of Human-in-the-Loop and Guardrails</w:t>
+              <w:t>Overview of Human-in-the-Loop</w:t>
             </w:r>
           </w:p>
         </w:tc>
         <w:tc>
           <w:tcPr>
-            <w:tcW w:type="dxa" w:w="1296"/>
+            <w:tcW w:type="dxa" w:w="1224"/>
           </w:tcPr>
           <w:p>
             <w:pPr>
@@ -2830,7 +3590,7 @@
                 <w:i w:val="0"/>
                 <w:sz w:val="19"/>
               </w:rPr>
-              <w:t>45 min</w:t>
+              <w:t>40 min</w:t>
             </w:r>
           </w:p>
         </w:tc>
@@ -2838,7 +3598,7 @@
       <w:tr>
         <w:tc>
           <w:tcPr>
-            <w:tcW w:type="dxa" w:w="1800"/>
+            <w:tcW w:type="dxa" w:w="1728"/>
           </w:tcPr>
           <w:p>
             <w:pPr>
@@ -2851,13 +3611,13 @@
                 <w:i w:val="0"/>
                 <w:sz w:val="19"/>
               </w:rPr>
-              <w:t>10:30 – 11:15</w:t>
+              <w:t>10:25 – 11:25</w:t>
             </w:r>
           </w:p>
         </w:tc>
         <w:tc>
           <w:tcPr>
-            <w:tcW w:type="dxa" w:w="6264"/>
+            <w:tcW w:type="dxa" w:w="6408"/>
           </w:tcPr>
           <w:p>
             <w:r/>
@@ -2867,13 +3627,13 @@
                 <w:i w:val="0"/>
                 <w:sz w:val="19"/>
               </w:rPr>
-              <w:t>Guardrail patterns — validation, approvals and safe tool use</w:t>
+              <w:t>Activity 8a: Build an approval flow with human-in-the-loop — leave application approval</w:t>
             </w:r>
           </w:p>
         </w:tc>
         <w:tc>
           <w:tcPr>
-            <w:tcW w:type="dxa" w:w="1296"/>
+            <w:tcW w:type="dxa" w:w="1224"/>
           </w:tcPr>
           <w:p>
             <w:pPr>
@@ -2886,7 +3646,7 @@
                 <w:i w:val="0"/>
                 <w:sz w:val="19"/>
               </w:rPr>
-              <w:t>45 min</w:t>
+              <w:t>60 min</w:t>
             </w:r>
           </w:p>
         </w:tc>
@@ -2894,7 +3654,8 @@
       <w:tr>
         <w:tc>
           <w:tcPr>
-            <w:tcW w:type="dxa" w:w="1800"/>
+            <w:tcW w:type="dxa" w:w="1728"/>
+            <w:shd w:val="clear" w:color="auto" w:fill="FFF4E5"/>
           </w:tcPr>
           <w:p>
             <w:pPr>
@@ -2907,29 +3668,32 @@
                 <w:i w:val="0"/>
                 <w:sz w:val="19"/>
               </w:rPr>
-              <w:t>11:15 – 1:00</w:t>
+              <w:t>11:25 – 11:40</w:t>
             </w:r>
           </w:p>
         </w:tc>
         <w:tc>
           <w:tcPr>
-            <w:tcW w:type="dxa" w:w="6264"/>
+            <w:tcW w:type="dxa" w:w="6408"/>
+            <w:shd w:val="clear" w:color="auto" w:fill="FFF4E5"/>
           </w:tcPr>
           <w:p>
             <w:r/>
             <w:r>
               <w:rPr>
-                <w:b w:val="0"/>
-                <w:i w:val="0"/>
+                <w:b/>
+                <w:i/>
+                <w:color w:val="555B66"/>
                 <w:sz w:val="19"/>
               </w:rPr>
-              <w:t>Activity 8: Add human-in-the-loop and guardrails to Activity 6</w:t>
+              <w:t>Tea Break</w:t>
             </w:r>
           </w:p>
         </w:tc>
         <w:tc>
           <w:tcPr>
-            <w:tcW w:type="dxa" w:w="1296"/>
+            <w:tcW w:type="dxa" w:w="1224"/>
+            <w:shd w:val="clear" w:color="auto" w:fill="FFF4E5"/>
           </w:tcPr>
           <w:p>
             <w:pPr>
@@ -2942,7 +3706,175 @@
                 <w:i w:val="0"/>
                 <w:sz w:val="19"/>
               </w:rPr>
-              <w:t>105 min</w:t>
+              <w:t>15 min</w:t>
+            </w:r>
+          </w:p>
+        </w:tc>
+      </w:tr>
+      <w:tr>
+        <w:tc>
+          <w:tcPr>
+            <w:tcW w:type="dxa" w:w="1728"/>
+          </w:tcPr>
+          <w:p>
+            <w:pPr>
+              <w:jc w:val="center"/>
+            </w:pPr>
+            <w:r/>
+            <w:r>
+              <w:rPr>
+                <w:b w:val="0"/>
+                <w:i w:val="0"/>
+                <w:sz w:val="19"/>
+              </w:rPr>
+              <w:t>11:40 – 12:00</w:t>
+            </w:r>
+          </w:p>
+        </w:tc>
+        <w:tc>
+          <w:tcPr>
+            <w:tcW w:type="dxa" w:w="6408"/>
+          </w:tcPr>
+          <w:p>
+            <w:r/>
+            <w:r>
+              <w:rPr>
+                <w:b w:val="0"/>
+                <w:i w:val="0"/>
+                <w:sz w:val="19"/>
+              </w:rPr>
+              <w:t>Selected learners present their approval flow</w:t>
+            </w:r>
+          </w:p>
+        </w:tc>
+        <w:tc>
+          <w:tcPr>
+            <w:tcW w:type="dxa" w:w="1224"/>
+          </w:tcPr>
+          <w:p>
+            <w:pPr>
+              <w:jc w:val="center"/>
+            </w:pPr>
+            <w:r/>
+            <w:r>
+              <w:rPr>
+                <w:b w:val="0"/>
+                <w:i w:val="0"/>
+                <w:sz w:val="19"/>
+              </w:rPr>
+              <w:t>20 min</w:t>
+            </w:r>
+          </w:p>
+        </w:tc>
+      </w:tr>
+      <w:tr>
+        <w:tc>
+          <w:tcPr>
+            <w:tcW w:type="dxa" w:w="1728"/>
+          </w:tcPr>
+          <w:p>
+            <w:pPr>
+              <w:jc w:val="center"/>
+            </w:pPr>
+            <w:r/>
+            <w:r>
+              <w:rPr>
+                <w:b w:val="0"/>
+                <w:i w:val="0"/>
+                <w:sz w:val="19"/>
+              </w:rPr>
+              <w:t>12:00 – 12:25</w:t>
+            </w:r>
+          </w:p>
+        </w:tc>
+        <w:tc>
+          <w:tcPr>
+            <w:tcW w:type="dxa" w:w="6408"/>
+          </w:tcPr>
+          <w:p>
+            <w:r/>
+            <w:r>
+              <w:rPr>
+                <w:b w:val="0"/>
+                <w:i w:val="0"/>
+                <w:sz w:val="19"/>
+              </w:rPr>
+              <w:t>Overview of Guardrails</w:t>
+            </w:r>
+          </w:p>
+        </w:tc>
+        <w:tc>
+          <w:tcPr>
+            <w:tcW w:type="dxa" w:w="1224"/>
+          </w:tcPr>
+          <w:p>
+            <w:pPr>
+              <w:jc w:val="center"/>
+            </w:pPr>
+            <w:r/>
+            <w:r>
+              <w:rPr>
+                <w:b w:val="0"/>
+                <w:i w:val="0"/>
+                <w:sz w:val="19"/>
+              </w:rPr>
+              <w:t>25 min</w:t>
+            </w:r>
+          </w:p>
+        </w:tc>
+      </w:tr>
+      <w:tr>
+        <w:tc>
+          <w:tcPr>
+            <w:tcW w:type="dxa" w:w="1728"/>
+          </w:tcPr>
+          <w:p>
+            <w:pPr>
+              <w:jc w:val="center"/>
+            </w:pPr>
+            <w:r/>
+            <w:r>
+              <w:rPr>
+                <w:b w:val="0"/>
+                <w:i w:val="0"/>
+                <w:sz w:val="19"/>
+              </w:rPr>
+              <w:t>12:25 – 1:00</w:t>
+            </w:r>
+          </w:p>
+        </w:tc>
+        <w:tc>
+          <w:tcPr>
+            <w:tcW w:type="dxa" w:w="6408"/>
+          </w:tcPr>
+          <w:p>
+            <w:r/>
+            <w:r>
+              <w:rPr>
+                <w:b w:val="0"/>
+                <w:i w:val="0"/>
+                <w:sz w:val="19"/>
+              </w:rPr>
+              <w:t>Activity 8b: Add pre- and post-guardrails in front of the AI agent</w:t>
+            </w:r>
+          </w:p>
+        </w:tc>
+        <w:tc>
+          <w:tcPr>
+            <w:tcW w:type="dxa" w:w="1224"/>
+          </w:tcPr>
+          <w:p>
+            <w:pPr>
+              <w:jc w:val="center"/>
+            </w:pPr>
+            <w:r/>
+            <w:r>
+              <w:rPr>
+                <w:b w:val="0"/>
+                <w:i w:val="0"/>
+                <w:sz w:val="19"/>
+              </w:rPr>
+              <w:t>35 min</w:t>
             </w:r>
           </w:p>
         </w:tc>
@@ -2963,7 +3895,7 @@
       <w:tr>
         <w:tc>
           <w:tcPr>
-            <w:tcW w:type="dxa" w:w="1800"/>
+            <w:tcW w:type="dxa" w:w="1728"/>
             <w:shd w:val="clear" w:color="auto" w:fill="1F6FEB"/>
           </w:tcPr>
           <w:p>
@@ -2984,7 +3916,7 @@
         </w:tc>
         <w:tc>
           <w:tcPr>
-            <w:tcW w:type="dxa" w:w="6264"/>
+            <w:tcW w:type="dxa" w:w="6408"/>
             <w:shd w:val="clear" w:color="auto" w:fill="1F6FEB"/>
           </w:tcPr>
           <w:p>
@@ -3005,7 +3937,7 @@
         </w:tc>
         <w:tc>
           <w:tcPr>
-            <w:tcW w:type="dxa" w:w="1296"/>
+            <w:tcW w:type="dxa" w:w="1224"/>
             <w:shd w:val="clear" w:color="auto" w:fill="1F6FEB"/>
           </w:tcPr>
           <w:p>
@@ -3028,7 +3960,7 @@
       <w:tr>
         <w:tc>
           <w:tcPr>
-            <w:tcW w:type="dxa" w:w="1800"/>
+            <w:tcW w:type="dxa" w:w="1728"/>
             <w:shd w:val="clear" w:color="auto" w:fill="FFF4E5"/>
           </w:tcPr>
           <w:p>
@@ -3048,7 +3980,7 @@
         </w:tc>
         <w:tc>
           <w:tcPr>
-            <w:tcW w:type="dxa" w:w="6264"/>
+            <w:tcW w:type="dxa" w:w="6408"/>
             <w:shd w:val="clear" w:color="auto" w:fill="FFF4E5"/>
           </w:tcPr>
           <w:p>
@@ -3066,7 +3998,7 @@
         </w:tc>
         <w:tc>
           <w:tcPr>
-            <w:tcW w:type="dxa" w:w="1296"/>
+            <w:tcW w:type="dxa" w:w="1224"/>
             <w:shd w:val="clear" w:color="auto" w:fill="FFF4E5"/>
           </w:tcPr>
           <w:p>
@@ -3114,7 +4046,7 @@
       <w:tr>
         <w:tc>
           <w:tcPr>
-            <w:tcW w:type="dxa" w:w="1800"/>
+            <w:tcW w:type="dxa" w:w="1728"/>
             <w:shd w:val="clear" w:color="auto" w:fill="1F6FEB"/>
           </w:tcPr>
           <w:p>
@@ -3135,7 +4067,7 @@
         </w:tc>
         <w:tc>
           <w:tcPr>
-            <w:tcW w:type="dxa" w:w="6264"/>
+            <w:tcW w:type="dxa" w:w="6408"/>
             <w:shd w:val="clear" w:color="auto" w:fill="1F6FEB"/>
           </w:tcPr>
           <w:p>
@@ -3156,7 +4088,7 @@
         </w:tc>
         <w:tc>
           <w:tcPr>
-            <w:tcW w:type="dxa" w:w="1296"/>
+            <w:tcW w:type="dxa" w:w="1224"/>
             <w:shd w:val="clear" w:color="auto" w:fill="1F6FEB"/>
           </w:tcPr>
           <w:p>
@@ -3179,7 +4111,7 @@
       <w:tr>
         <w:tc>
           <w:tcPr>
-            <w:tcW w:type="dxa" w:w="1800"/>
+            <w:tcW w:type="dxa" w:w="1728"/>
             <w:shd w:val="clear" w:color="auto" w:fill="E8F0FE"/>
           </w:tcPr>
           <w:p>
@@ -3199,7 +4131,7 @@
         </w:tc>
         <w:tc>
           <w:tcPr>
-            <w:tcW w:type="dxa" w:w="6264"/>
+            <w:tcW w:type="dxa" w:w="6408"/>
             <w:shd w:val="clear" w:color="auto" w:fill="E8F0FE"/>
           </w:tcPr>
           <w:p>
@@ -3217,7 +4149,7 @@
         </w:tc>
         <w:tc>
           <w:tcPr>
-            <w:tcW w:type="dxa" w:w="1296"/>
+            <w:tcW w:type="dxa" w:w="1224"/>
             <w:shd w:val="clear" w:color="auto" w:fill="E8F0FE"/>
           </w:tcPr>
           <w:p>
@@ -3239,7 +4171,7 @@
       <w:tr>
         <w:tc>
           <w:tcPr>
-            <w:tcW w:type="dxa" w:w="1800"/>
+            <w:tcW w:type="dxa" w:w="1728"/>
           </w:tcPr>
           <w:p>
             <w:pPr>
@@ -3258,7 +4190,7 @@
         </w:tc>
         <w:tc>
           <w:tcPr>
-            <w:tcW w:type="dxa" w:w="6264"/>
+            <w:tcW w:type="dxa" w:w="6408"/>
           </w:tcPr>
           <w:p>
             <w:r/>
@@ -3274,7 +4206,7 @@
         </w:tc>
         <w:tc>
           <w:tcPr>
-            <w:tcW w:type="dxa" w:w="1296"/>
+            <w:tcW w:type="dxa" w:w="1224"/>
           </w:tcPr>
           <w:p>
             <w:pPr>
@@ -3295,7 +4227,7 @@
       <w:tr>
         <w:tc>
           <w:tcPr>
-            <w:tcW w:type="dxa" w:w="1800"/>
+            <w:tcW w:type="dxa" w:w="1728"/>
           </w:tcPr>
           <w:p>
             <w:pPr>
@@ -3308,13 +4240,13 @@
                 <w:i w:val="0"/>
                 <w:sz w:val="19"/>
               </w:rPr>
-              <w:t>2:30 – 4:30</w:t>
+              <w:t>2:30 – 4:15</w:t>
             </w:r>
           </w:p>
         </w:tc>
         <w:tc>
           <w:tcPr>
-            <w:tcW w:type="dxa" w:w="6264"/>
+            <w:tcW w:type="dxa" w:w="6408"/>
           </w:tcPr>
           <w:p>
             <w:r/>
@@ -3330,7 +4262,7 @@
         </w:tc>
         <w:tc>
           <w:tcPr>
-            <w:tcW w:type="dxa" w:w="1296"/>
+            <w:tcW w:type="dxa" w:w="1224"/>
           </w:tcPr>
           <w:p>
             <w:pPr>
@@ -3343,7 +4275,7 @@
                 <w:i w:val="0"/>
                 <w:sz w:val="19"/>
               </w:rPr>
-              <w:t>120 min</w:t>
+              <w:t>105 min</w:t>
             </w:r>
           </w:p>
         </w:tc>
@@ -3351,7 +4283,67 @@
       <w:tr>
         <w:tc>
           <w:tcPr>
-            <w:tcW w:type="dxa" w:w="1800"/>
+            <w:tcW w:type="dxa" w:w="1728"/>
+            <w:shd w:val="clear" w:color="auto" w:fill="FFF4E5"/>
+          </w:tcPr>
+          <w:p>
+            <w:pPr>
+              <w:jc w:val="center"/>
+            </w:pPr>
+            <w:r/>
+            <w:r>
+              <w:rPr>
+                <w:b w:val="0"/>
+                <w:i w:val="0"/>
+                <w:sz w:val="19"/>
+              </w:rPr>
+              <w:t>4:15 – 4:30</w:t>
+            </w:r>
+          </w:p>
+        </w:tc>
+        <w:tc>
+          <w:tcPr>
+            <w:tcW w:type="dxa" w:w="6408"/>
+            <w:shd w:val="clear" w:color="auto" w:fill="FFF4E5"/>
+          </w:tcPr>
+          <w:p>
+            <w:r/>
+            <w:r>
+              <w:rPr>
+                <w:b/>
+                <w:i/>
+                <w:color w:val="555B66"/>
+                <w:sz w:val="19"/>
+              </w:rPr>
+              <w:t>Tea Break</w:t>
+            </w:r>
+          </w:p>
+        </w:tc>
+        <w:tc>
+          <w:tcPr>
+            <w:tcW w:type="dxa" w:w="1224"/>
+            <w:shd w:val="clear" w:color="auto" w:fill="FFF4E5"/>
+          </w:tcPr>
+          <w:p>
+            <w:pPr>
+              <w:jc w:val="center"/>
+            </w:pPr>
+            <w:r/>
+            <w:r>
+              <w:rPr>
+                <w:b w:val="0"/>
+                <w:i w:val="0"/>
+                <w:sz w:val="19"/>
+              </w:rPr>
+              <w:t>15 min</w:t>
+            </w:r>
+          </w:p>
+        </w:tc>
+      </w:tr>
+      <w:tr>
+        <w:tc>
+          <w:tcPr>
+            <w:tcW w:type="dxa" w:w="1728"/>
           </w:tcPr>
           <w:p>
             <w:pPr>
@@ -3370,7 +4362,7 @@
         </w:tc>
         <w:tc>
           <w:tcPr>
-            <w:tcW w:type="dxa" w:w="6264"/>
+            <w:tcW w:type="dxa" w:w="6408"/>
           </w:tcPr>
           <w:p>
             <w:r/>
@@ -3386,7 +4378,7 @@
         </w:tc>
         <w:tc>
           <w:tcPr>
-            <w:tcW w:type="dxa" w:w="1296"/>
+            <w:tcW w:type="dxa" w:w="1224"/>
           </w:tcPr>
           <w:p>
             <w:pPr>
@@ -3407,7 +4399,7 @@
       <w:tr>
         <w:tc>
           <w:tcPr>
-            <w:tcW w:type="dxa" w:w="1800"/>
+            <w:tcW w:type="dxa" w:w="1728"/>
           </w:tcPr>
           <w:p>
             <w:pPr>
@@ -3426,7 +4418,7 @@
         </w:tc>
         <w:tc>
           <w:tcPr>
-            <w:tcW w:type="dxa" w:w="6264"/>
+            <w:tcW w:type="dxa" w:w="6408"/>
           </w:tcPr>
           <w:p>
             <w:r/>
@@ -3442,7 +4434,7 @@
         </w:tc>
         <w:tc>
           <w:tcPr>
-            <w:tcW w:type="dxa" w:w="1296"/>
+            <w:tcW w:type="dxa" w:w="1224"/>
           </w:tcPr>
           <w:p>
             <w:pPr>
@@ -3463,20 +4455,259 @@
     </w:tbl>
     <w:p>
       <w:pPr>
+        <w:pStyle w:val="Heading1"/>
         <w:spacing w:before="320" w:after="120"/>
       </w:pPr>
       <w:r>
-        <w:rPr>
-          <w:b/>
-          <w:color w:val="1F6FEB"/>
-          <w:sz w:val="30"/>
-        </w:rPr>
+        <w:t>Tools, Accounts &amp; Resources</w:t>
+      </w:r>
+    </w:p>
+    <w:tbl>
+      <w:tblPr>
+        <w:tblStyle w:val="TableGrid"/>
+        <w:tblW w:type="auto" w:w="0"/>
+        <w:jc w:val="center"/>
+        <w:tblLook w:firstColumn="1" w:firstRow="1" w:lastColumn="0" w:lastRow="0" w:noHBand="0" w:noVBand="1" w:val="04A0"/>
+      </w:tblPr>
+      <w:tblGrid>
+        <w:gridCol w:w="4320"/>
+        <w:gridCol w:w="4320"/>
+      </w:tblGrid>
+      <w:tr>
+        <w:tc>
+          <w:tcPr>
+            <w:tcW w:type="dxa" w:w="3456"/>
+            <w:shd w:val="clear" w:color="auto" w:fill="F1F5FB"/>
+          </w:tcPr>
+          <w:p>
+            <w:r/>
+            <w:r>
+              <w:rPr>
+                <w:b/>
+                <w:i w:val="0"/>
+                <w:color w:val="111827"/>
+                <w:sz w:val="19"/>
+              </w:rPr>
+              <w:t>QR Code Generator</w:t>
+            </w:r>
+          </w:p>
+        </w:tc>
+        <w:tc>
+          <w:tcPr>
+            <w:tcW w:type="dxa" w:w="5904"/>
+          </w:tcPr>
+          <w:p>
+            <w:r/>
+            <w:r>
+              <w:rPr>
+                <w:b w:val="0"/>
+                <w:i w:val="0"/>
+                <w:color w:val="1F6FEB"/>
+                <w:sz w:val="19"/>
+              </w:rPr>
+              <w:t>https://alfredang.github.io/qrcodegenerator/</w:t>
+            </w:r>
+          </w:p>
+        </w:tc>
+      </w:tr>
+      <w:tr>
+        <w:tc>
+          <w:tcPr>
+            <w:tcW w:type="dxa" w:w="3456"/>
+            <w:shd w:val="clear" w:color="auto" w:fill="F1F5FB"/>
+          </w:tcPr>
+          <w:p>
+            <w:r/>
+            <w:r>
+              <w:rPr>
+                <w:b/>
+                <w:i w:val="0"/>
+                <w:color w:val="111827"/>
+                <w:sz w:val="19"/>
+              </w:rPr>
+              <w:t>Webhook reference — n8n Investment Advisor</w:t>
+            </w:r>
+          </w:p>
+        </w:tc>
+        <w:tc>
+          <w:tcPr>
+            <w:tcW w:type="dxa" w:w="5904"/>
+          </w:tcPr>
+          <w:p>
+            <w:r/>
+            <w:r>
+              <w:rPr>
+                <w:b w:val="0"/>
+                <w:i w:val="0"/>
+                <w:color w:val="1F6FEB"/>
+                <w:sz w:val="19"/>
+              </w:rPr>
+              <w:t>https://alfredang.github.io/n8n-investmentadvisor/</w:t>
+            </w:r>
+          </w:p>
+        </w:tc>
+      </w:tr>
+      <w:tr>
+        <w:tc>
+          <w:tcPr>
+            <w:tcW w:type="dxa" w:w="3456"/>
+            <w:shd w:val="clear" w:color="auto" w:fill="F1F5FB"/>
+          </w:tcPr>
+          <w:p>
+            <w:r/>
+            <w:r>
+              <w:rPr>
+                <w:b/>
+                <w:i w:val="0"/>
+                <w:color w:val="111827"/>
+                <w:sz w:val="19"/>
+              </w:rPr>
+              <w:t>Finance API — Twelve Data</w:t>
+            </w:r>
+          </w:p>
+        </w:tc>
+        <w:tc>
+          <w:tcPr>
+            <w:tcW w:type="dxa" w:w="5904"/>
+          </w:tcPr>
+          <w:p>
+            <w:r/>
+            <w:r>
+              <w:rPr>
+                <w:b w:val="0"/>
+                <w:i w:val="0"/>
+                <w:color w:val="1F6FEB"/>
+                <w:sz w:val="19"/>
+              </w:rPr>
+              <w:t>https://twelvedata.com/login</w:t>
+            </w:r>
+          </w:p>
+        </w:tc>
+      </w:tr>
+      <w:tr>
+        <w:tc>
+          <w:tcPr>
+            <w:tcW w:type="dxa" w:w="3456"/>
+            <w:shd w:val="clear" w:color="auto" w:fill="F1F5FB"/>
+          </w:tcPr>
+          <w:p>
+            <w:r/>
+            <w:r>
+              <w:rPr>
+                <w:b/>
+                <w:i w:val="0"/>
+                <w:color w:val="111827"/>
+                <w:sz w:val="19"/>
+              </w:rPr>
+              <w:t>News API — NewsAPI</w:t>
+            </w:r>
+          </w:p>
+        </w:tc>
+        <w:tc>
+          <w:tcPr>
+            <w:tcW w:type="dxa" w:w="5904"/>
+          </w:tcPr>
+          <w:p>
+            <w:r/>
+            <w:r>
+              <w:rPr>
+                <w:b w:val="0"/>
+                <w:i w:val="0"/>
+                <w:color w:val="1F6FEB"/>
+                <w:sz w:val="19"/>
+              </w:rPr>
+              <w:t>https://newsapi.org/</w:t>
+            </w:r>
+          </w:p>
+        </w:tc>
+      </w:tr>
+      <w:tr>
+        <w:tc>
+          <w:tcPr>
+            <w:tcW w:type="dxa" w:w="3456"/>
+            <w:shd w:val="clear" w:color="auto" w:fill="F1F5FB"/>
+          </w:tcPr>
+          <w:p>
+            <w:r/>
+            <w:r>
+              <w:rPr>
+                <w:b/>
+                <w:i w:val="0"/>
+                <w:color w:val="111827"/>
+                <w:sz w:val="19"/>
+              </w:rPr>
+              <w:t>LLM API keys</w:t>
+            </w:r>
+          </w:p>
+        </w:tc>
+        <w:tc>
+          <w:tcPr>
+            <w:tcW w:type="dxa" w:w="5904"/>
+          </w:tcPr>
+          <w:p>
+            <w:r/>
+            <w:r>
+              <w:rPr>
+                <w:b w:val="0"/>
+                <w:i w:val="0"/>
+                <w:color w:val="1F6FEB"/>
+                <w:sz w:val="19"/>
+              </w:rPr>
+              <w:t>OpenAI API key &amp; Google Gemini API key (provided to learners)</w:t>
+            </w:r>
+          </w:p>
+        </w:tc>
+      </w:tr>
+      <w:tr>
+        <w:tc>
+          <w:tcPr>
+            <w:tcW w:type="dxa" w:w="3456"/>
+            <w:shd w:val="clear" w:color="auto" w:fill="F1F5FB"/>
+          </w:tcPr>
+          <w:p>
+            <w:r/>
+            <w:r>
+              <w:rPr>
+                <w:b/>
+                <w:i w:val="0"/>
+                <w:color w:val="111827"/>
+                <w:sz w:val="19"/>
+              </w:rPr>
+              <w:t>Local n8n</w:t>
+            </w:r>
+          </w:p>
+        </w:tc>
+        <w:tc>
+          <w:tcPr>
+            <w:tcW w:type="dxa" w:w="5904"/>
+          </w:tcPr>
+          <w:p>
+            <w:r/>
+            <w:r>
+              <w:rPr>
+                <w:b w:val="0"/>
+                <w:i w:val="0"/>
+                <w:color w:val="1F6FEB"/>
+                <w:sz w:val="19"/>
+              </w:rPr>
+              <w:t>Docker Compose self-hosted install (see Learner Guide)</w:t>
+            </w:r>
+          </w:p>
+        </w:tc>
+      </w:tr>
+    </w:tbl>
+    <w:p>
+      <w:pPr>
+        <w:pStyle w:val="Heading1"/>
+        <w:spacing w:before="280" w:after="120"/>
+      </w:pPr>
+      <w:r>
         <w:t>Assessment</w:t>
       </w:r>
     </w:p>
     <w:p>
       <w:r>
-        <w:t>Participants are assessed through their hands-on activities throughout the course and a mini capstone project on Day 3. The capstone is presented to the class and evaluated against the course learning outcomes (workflow design, AI agent / RAG integration, webhook &amp; API use, and the application of security guardrails).</w:t>
+        <w:t>Participants are assessed through their hands-on activities across the three days and a mini capstone project on Day 3. The capstone is presented to the class and evaluated against the course learning outcomes — workflow design, AI agent and RAG integration, webhook and API use, and the application of security guardrails.</w:t>
       </w:r>
     </w:p>
     <w:sectPr>
@@ -3497,10 +4728,50 @@
       <w:pStyle w:val="Footer"/>
       <w:jc w:val="center"/>
     </w:pPr>
+    <w:r/>
     <w:r>
       <w:rPr>
         <w:color w:val="555B66"/>
-        <w:sz w:val="16"/>
+        <w:sz w:val="18"/>
+      </w:rPr>
+      <w:t xml:space="preserve">Page </w:t>
+    </w:r>
+    <w:r>
+      <w:rPr>
+        <w:sz w:val="18"/>
+      </w:rPr>
+      <w:fldChar w:fldCharType="begin"/>
+      <w:instrText xml:space="preserve">PAGE</w:instrText>
+      <w:fldChar w:fldCharType="separate"/>
+      <w:t>1</w:t>
+      <w:fldChar w:fldCharType="end"/>
+    </w:r>
+    <w:r>
+      <w:rPr>
+        <w:color w:val="555B66"/>
+        <w:sz w:val="18"/>
+      </w:rPr>
+      <w:t xml:space="preserve"> of </w:t>
+    </w:r>
+    <w:r>
+      <w:rPr>
+        <w:sz w:val="18"/>
+      </w:rPr>
+      <w:fldChar w:fldCharType="begin"/>
+      <w:instrText xml:space="preserve">NUMPAGES</w:instrText>
+      <w:fldChar w:fldCharType="separate"/>
+      <w:t>1</w:t>
+      <w:fldChar w:fldCharType="end"/>
+    </w:r>
+  </w:p>
+  <w:p>
+    <w:pPr>
+      <w:jc w:val="center"/>
+    </w:pPr>
+    <w:r>
+      <w:rPr>
+        <w:color w:val="555B66"/>
+        <w:sz w:val="15"/>
       </w:rPr>
       <w:t>Powered by Tertiary Infotech Academy Pte Ltd  ·  www.tertiaryinfotech.com</w:t>
     </w:r>
@@ -3935,11 +5206,11 @@
       <w:outlineLvl w:val="0"/>
     </w:pPr>
     <w:rPr>
-      <w:rFonts w:asciiTheme="majorHAnsi" w:eastAsiaTheme="majorEastAsia" w:hAnsiTheme="majorHAnsi" w:cstheme="majorBidi"/>
+      <w:rFonts w:asciiTheme="majorHAnsi" w:eastAsiaTheme="majorEastAsia" w:hAnsiTheme="majorHAnsi" w:cstheme="majorBidi" w:ascii="Calibri" w:hAnsi="Calibri"/>
       <w:b/>
       <w:bCs/>
-      <w:color w:val="365F91" w:themeColor="accent1" w:themeShade="BF"/>
-      <w:sz w:val="28"/>
+      <w:color w:val="1F6FEB"/>
+      <w:sz w:val="32"/>
       <w:szCs w:val="28"/>
     </w:rPr>
   </w:style>
@@ -3959,10 +5230,10 @@
       <w:outlineLvl w:val="1"/>
     </w:pPr>
     <w:rPr>
-      <w:rFonts w:asciiTheme="majorHAnsi" w:eastAsiaTheme="majorEastAsia" w:hAnsiTheme="majorHAnsi" w:cstheme="majorBidi"/>
+      <w:rFonts w:asciiTheme="majorHAnsi" w:eastAsiaTheme="majorEastAsia" w:hAnsiTheme="majorHAnsi" w:cstheme="majorBidi" w:ascii="Calibri" w:hAnsi="Calibri"/>
       <w:b/>
       <w:bCs/>
-      <w:color w:val="4F81BD" w:themeColor="accent1"/>
+      <w:color w:val="111827"/>
       <w:sz w:val="26"/>
       <w:szCs w:val="26"/>
     </w:rPr>
@@ -3983,10 +5254,11 @@
       <w:outlineLvl w:val="2"/>
     </w:pPr>
     <w:rPr>
-      <w:rFonts w:asciiTheme="majorHAnsi" w:eastAsiaTheme="majorEastAsia" w:hAnsiTheme="majorHAnsi" w:cstheme="majorBidi"/>
+      <w:rFonts w:asciiTheme="majorHAnsi" w:eastAsiaTheme="majorEastAsia" w:hAnsiTheme="majorHAnsi" w:cstheme="majorBidi" w:ascii="Calibri" w:hAnsi="Calibri"/>
       <w:b/>
       <w:bCs/>
-      <w:color w:val="4F81BD" w:themeColor="accent1"/>
+      <w:color w:val="1F6FEB"/>
+      <w:sz w:val="22"/>
     </w:rPr>
   </w:style>
   <w:style w:type="paragraph" w:styleId="Heading4">
@@ -4224,11 +5496,12 @@
       <w:contextualSpacing/>
     </w:pPr>
     <w:rPr>
-      <w:rFonts w:asciiTheme="majorHAnsi" w:eastAsiaTheme="majorEastAsia" w:hAnsiTheme="majorHAnsi" w:cstheme="majorBidi"/>
-      <w:color w:val="17365D" w:themeColor="text2" w:themeShade="BF"/>
+      <w:rFonts w:asciiTheme="majorHAnsi" w:eastAsiaTheme="majorEastAsia" w:hAnsiTheme="majorHAnsi" w:cstheme="majorBidi" w:ascii="Calibri" w:hAnsi="Calibri"/>
+      <w:b/>
+      <w:color w:val="111827"/>
       <w:spacing w:val="5"/>
       <w:kern w:val="28"/>
-      <w:sz w:val="52"/>
+      <w:sz w:val="48"/>
       <w:szCs w:val="52"/>
     </w:rPr>
   </w:style>

--- a/courseware/Lesson Plan - Agentic AI Automation with n8n.docx
+++ b/courseware/Lesson Plan - Agentic AI Automation with n8n.docx
@@ -2587,7 +2587,7 @@
                 <w:i w:val="0"/>
                 <w:sz w:val="19"/>
               </w:rPr>
-              <w:t>Activity 5: Add RAG to the Telegram chatbot — route between two data sources (RAG vector store + the earlier Data Table) via the system instruction</w:t>
+              <w:t>Activity 5: Add RAG to the Telegram chatbot — route between two data sources (RAG vector store + the earlier Data Table) via the system instruction.  Extension — Activity 5b: RAG with Pinecone (a persistent cloud vector database)</w:t>
             </w:r>
           </w:p>
         </w:tc>
